--- a/data/outputs/v2/Physics/SS1.4_Energy,_Work,_Power_and_Machines/Physics_Energy,_Work,_Power_and_Machines_FinalExplanation_TeacherKey.docx
+++ b/data/outputs/v2/Physics/SS1.4_Energy,_Work,_Power_and_Machines/Physics_Energy,_Work,_Power_and_Machines_FinalExplanation_TeacherKey.docx
@@ -2712,7 +2712,7 @@
         </w:rPr>
         <w:t xml:space="preserve">© 2026 SeaVuria and ARES. This work is licensed under a </w:t>
       </w:r>
-      <w:hyperlink w:history="1" r:id="rIdffpnhsfjnkb9wqjehobwl">
+      <w:hyperlink w:history="1" r:id="rIdg82shi-mnvs7fdkvdwc2n">
         <w:r>
           <w:rPr>
             <w:rFonts w:ascii="Arial" w:cs="Arial" w:eastAsia="Arial" w:hAnsi="Arial"/>
@@ -2732,7 +2732,7 @@
         </w:rPr>
         <w:t xml:space="preserve"> (</w:t>
       </w:r>
-      <w:hyperlink w:history="1" r:id="rIdhlytaghbpumx17qz10i-g">
+      <w:hyperlink w:history="1" r:id="rId1em4wd0q-cre9fkkivdd7">
         <w:r>
           <w:rPr>
             <w:rFonts w:ascii="Arial" w:cs="Arial" w:eastAsia="Arial" w:hAnsi="Arial"/>
@@ -2752,7 +2752,7 @@
         </w:rPr>
         <w:t xml:space="preserve">). To view a copy of this license, visit </w:t>
       </w:r>
-      <w:hyperlink w:history="1" r:id="rIdiywena-tnlpiwdpr72wdm">
+      <w:hyperlink w:history="1" r:id="rId7f92brlhqaxfx-dmwcwms">
         <w:r>
           <w:rPr>
             <w:rFonts w:ascii="Arial" w:cs="Arial" w:eastAsia="Arial" w:hAnsi="Arial"/>

--- a/data/outputs/v2/Physics/SS1.4_Energy,_Work,_Power_and_Machines/Physics_Energy,_Work,_Power_and_Machines_FinalExplanation_TeacherKey.docx
+++ b/data/outputs/v2/Physics/SS1.4_Energy,_Work,_Power_and_Machines/Physics_Energy,_Work,_Power_and_Machines_FinalExplanation_TeacherKey.docx
@@ -2712,7 +2712,7 @@
         </w:rPr>
         <w:t xml:space="preserve">© 2026 SeaVuria and ARES. This work is licensed under a </w:t>
       </w:r>
-      <w:hyperlink w:history="1" r:id="rIdg82shi-mnvs7fdkvdwc2n">
+      <w:hyperlink w:history="1" r:id="rIdg9igf6zynw545wcrhqc5e">
         <w:r>
           <w:rPr>
             <w:rFonts w:ascii="Arial" w:cs="Arial" w:eastAsia="Arial" w:hAnsi="Arial"/>
@@ -2732,7 +2732,7 @@
         </w:rPr>
         <w:t xml:space="preserve"> (</w:t>
       </w:r>
-      <w:hyperlink w:history="1" r:id="rId1em4wd0q-cre9fkkivdd7">
+      <w:hyperlink w:history="1" r:id="rIddbwf5zbenxrl8cod5pwn_">
         <w:r>
           <w:rPr>
             <w:rFonts w:ascii="Arial" w:cs="Arial" w:eastAsia="Arial" w:hAnsi="Arial"/>
@@ -2752,7 +2752,7 @@
         </w:rPr>
         <w:t xml:space="preserve">). To view a copy of this license, visit </w:t>
       </w:r>
-      <w:hyperlink w:history="1" r:id="rId7f92brlhqaxfx-dmwcwms">
+      <w:hyperlink w:history="1" r:id="rIdobpvgbe805fj_qgqeqmke">
         <w:r>
           <w:rPr>
             <w:rFonts w:ascii="Arial" w:cs="Arial" w:eastAsia="Arial" w:hAnsi="Arial"/>

--- a/data/outputs/v2/Physics/SS1.4_Energy,_Work,_Power_and_Machines/Physics_Energy,_Work,_Power_and_Machines_FinalExplanation_TeacherKey.docx
+++ b/data/outputs/v2/Physics/SS1.4_Energy,_Work,_Power_and_Machines/Physics_Energy,_Work,_Power_and_Machines_FinalExplanation_TeacherKey.docx
@@ -2712,7 +2712,7 @@
         </w:rPr>
         <w:t xml:space="preserve">© 2026 SeaVuria and ARES. This work is licensed under a </w:t>
       </w:r>
-      <w:hyperlink w:history="1" r:id="rIdg9igf6zynw545wcrhqc5e">
+      <w:hyperlink w:history="1" r:id="rId7r9ncen8bgtzdtlfaspve">
         <w:r>
           <w:rPr>
             <w:rFonts w:ascii="Arial" w:cs="Arial" w:eastAsia="Arial" w:hAnsi="Arial"/>
@@ -2732,7 +2732,7 @@
         </w:rPr>
         <w:t xml:space="preserve"> (</w:t>
       </w:r>
-      <w:hyperlink w:history="1" r:id="rIddbwf5zbenxrl8cod5pwn_">
+      <w:hyperlink w:history="1" r:id="rIdcjulmwg6k0hjedbsy-9zc">
         <w:r>
           <w:rPr>
             <w:rFonts w:ascii="Arial" w:cs="Arial" w:eastAsia="Arial" w:hAnsi="Arial"/>
@@ -2752,7 +2752,7 @@
         </w:rPr>
         <w:t xml:space="preserve">). To view a copy of this license, visit </w:t>
       </w:r>
-      <w:hyperlink w:history="1" r:id="rIdobpvgbe805fj_qgqeqmke">
+      <w:hyperlink w:history="1" r:id="rIdztiz5ow3manevkecf5_qu">
         <w:r>
           <w:rPr>
             <w:rFonts w:ascii="Arial" w:cs="Arial" w:eastAsia="Arial" w:hAnsi="Arial"/>

--- a/data/outputs/v2/Physics/SS1.4_Energy,_Work,_Power_and_Machines/Physics_Energy,_Work,_Power_and_Machines_FinalExplanation_TeacherKey.docx
+++ b/data/outputs/v2/Physics/SS1.4_Energy,_Work,_Power_and_Machines/Physics_Energy,_Work,_Power_and_Machines_FinalExplanation_TeacherKey.docx
@@ -95,7 +95,7 @@
                 <w:sz w:val="22"/>
                 <w:szCs w:val="22"/>
               </w:rPr>
-              <w:t xml:space="preserve">FINAL EXPLANATION: PHYSICS GRADE 10 – SUB-STRAND 1.4: ENERGY, WORK, POWER AND MACHINES</w:t>
+              <w:t xml:space="preserve">FINAL EXPLANATION: PHYSICS GRADE 10: 1.4 ENERGY, WORK, POWER AND MACHINES</w:t>
             </w:r>
           </w:p>
         </w:tc>
@@ -224,7 +224,7 @@
                 <w:sz w:val="18"/>
                 <w:szCs w:val="18"/>
               </w:rPr>
-              <w:t xml:space="preserve">This is your Final Explanation for the whole unit. Read the driving question: Why can a jua kali mechanic in Nairobi loosen a wheel nut effortlessly with a long spanner when a short one fails, and where does the energy go when friction makes the nut hot? Answer each section in the space below its prompt. Write in full sentences, show every step of any calculation with units, and use the words and formulae you learned in Lessons 1 to 8. Link every answer back to the mechanic at Gikomba market. Use g = 10 m/s². Work on your own.</w:t>
+              <w:t xml:space="preserve">Final Explanation: How do pulleys reduce the effort needed to lift water, and how does energy transfer in the process? Imagine you are explaining to a friend in Kitui County why Mwende, who is 10 years old, can lift the bucket with the pulley system while her mother, Mama Kavata Mutua, finds the direct lift exhausting. Use what you observed and learned in Lessons 1 to 8. Use g = 10 N/kg everywhere. Show every calculation step, with units, and write full sentences for your explanations. Use the data given in each section. Write your answers in the space under each prompt.</w:t>
             </w:r>
           </w:p>
         </w:tc>
@@ -285,7 +285,7 @@
                 <w:sz w:val="22"/>
                 <w:szCs w:val="22"/>
               </w:rPr>
-              <w:t xml:space="preserve">Section 1: The Mechanic at Gikomba and Energy of Motion and Position</w:t>
+              <w:t xml:space="preserve">Part 1: What the bucket gains</w:t>
             </w:r>
           </w:p>
         </w:tc>
@@ -319,305 +319,45 @@
                 <w:sz w:val="18"/>
                 <w:szCs w:val="18"/>
               </w:rPr>
-              <w:t xml:space="preserve">A jua kali mechanic in Gikomba market, Nairobi, fails to loosen a matatu wheel nut with a short spanner. He then succeeds easily with the spanner extended by a metal pipe. An apprentice notices the nut feels warm after the failed attempts.</w:t>
-            </w:r>
-          </w:p>
-          <w:p>
-            <w:pPr>
-              <w:spacing w:after="40" w:before="0"/>
-              <w:jc w:val="left"/>
-            </w:pPr>
-            <w:r>
-              <w:rPr>
-                <w:rFonts w:ascii="Arial" w:cs="Arial" w:eastAsia="Arial" w:hAnsi="Arial"/>
-                <w:b/>
-                <w:bCs/>
-                <w:i w:val="false"/>
-                <w:iCs w:val="false"/>
-                <w:color w:val="000000"/>
-                <w:sz w:val="18"/>
-                <w:szCs w:val="18"/>
-              </w:rPr>
-              <w:t xml:space="preserve">(a) State the two puzzles (mysteries) this scene raised at the start of the unit. (2 marks)</w:t>
-            </w:r>
-          </w:p>
-          <w:p>
-            <w:pPr>
-              <w:spacing w:after="40" w:before="0"/>
-              <w:jc w:val="left"/>
-            </w:pPr>
-            <w:r>
-              <w:rPr>
-                <w:rFonts w:ascii="Arial" w:cs="Arial" w:eastAsia="Arial" w:hAnsi="Arial"/>
-                <w:b/>
-                <w:bCs/>
-                <w:i w:val="false"/>
-                <w:iCs w:val="false"/>
-                <w:color w:val="000000"/>
-                <w:sz w:val="18"/>
-                <w:szCs w:val="18"/>
-              </w:rPr>
-              <w:t xml:space="preserve">(b) Write the formulae for kinetic energy and gravitational potential energy and name the unit of energy. (3 marks)</w:t>
-            </w:r>
-          </w:p>
-          <w:p>
-            <w:pPr>
-              <w:spacing w:after="40" w:before="0"/>
-              <w:jc w:val="left"/>
-            </w:pPr>
-            <w:r>
-              <w:rPr>
-                <w:rFonts w:ascii="Arial" w:cs="Arial" w:eastAsia="Arial" w:hAnsi="Arial"/>
-                <w:b/>
-                <w:bCs/>
-                <w:i w:val="false"/>
-                <w:iCs w:val="false"/>
-                <w:color w:val="000000"/>
-                <w:sz w:val="18"/>
-                <w:szCs w:val="18"/>
-              </w:rPr>
-              <w:t xml:space="preserve">(c) A 70 kg matatu tout runs at 4 m/s. Calculate his kinetic energy. (2 marks)</w:t>
-            </w:r>
-          </w:p>
-          <w:p>
-            <w:pPr>
-              <w:spacing w:after="40" w:before="0"/>
-              <w:jc w:val="left"/>
-            </w:pPr>
-            <w:r>
-              <w:rPr>
-                <w:rFonts w:ascii="Arial" w:cs="Arial" w:eastAsia="Arial" w:hAnsi="Arial"/>
-                <w:b/>
-                <w:bCs/>
-                <w:i w:val="false"/>
-                <w:iCs w:val="false"/>
-                <w:color w:val="000000"/>
-                <w:sz w:val="18"/>
-                <w:szCs w:val="18"/>
-              </w:rPr>
-              <w:t xml:space="preserve">(d) A 5 kg bag of maize is lifted 2 m onto a grain-store shelf in Kitale. Calculate its gravitational potential energy. (2 marks)</w:t>
-            </w:r>
-          </w:p>
-          <w:p>
-            <w:pPr>
-              <w:spacing w:after="40" w:before="0"/>
-              <w:jc w:val="left"/>
-            </w:pPr>
-            <w:r>
-              <w:rPr>
-                <w:rFonts w:ascii="Arial" w:cs="Arial" w:eastAsia="Arial" w:hAnsi="Arial"/>
-                <w:b/>
-                <w:bCs/>
-                <w:i w:val="false"/>
-                <w:iCs w:val="false"/>
-                <w:color w:val="000000"/>
-                <w:sz w:val="18"/>
-                <w:szCs w:val="18"/>
-              </w:rPr>
-              <w:t xml:space="preserve">(e) If the tout doubled his speed to 8 m/s, what would happen to his kinetic energy? Explain using the formula. (2 marks)</w:t>
-            </w:r>
-          </w:p>
-        </w:tc>
-        <w:tc>
-          <w:tcPr>
-            <w:tcW w:type="dxa" w:w="10680"/>
-            <w:shd w:fill="FFFFFF" w:color="auto" w:val="clear"/>
-            <w:tcMar>
-              <w:top w:type="dxa" w:w="60"/>
-              <w:left w:type="dxa" w:w="120"/>
-              <w:bottom w:type="dxa" w:w="60"/>
-              <w:right w:type="dxa" w:w="120"/>
-            </w:tcMar>
-            <w:vAlign w:val="top"/>
-          </w:tcPr>
-          <w:p>
-            <w:pPr>
-              <w:spacing w:after="40" w:before="0"/>
-              <w:jc w:val="left"/>
-            </w:pPr>
-            <w:r>
-              <w:rPr>
-                <w:rFonts w:ascii="Arial" w:cs="Arial" w:eastAsia="Arial" w:hAnsi="Arial"/>
-                <w:b w:val="false"/>
-                <w:bCs w:val="false"/>
-                <w:i w:val="false"/>
-                <w:iCs w:val="false"/>
-                <w:color w:val="000000"/>
-                <w:sz w:val="18"/>
-                <w:szCs w:val="18"/>
-              </w:rPr>
-              <w:t xml:space="preserve">(a) Puzzle 1: if the spanner-lever system makes the job easier, where does the extra force come from (how does the long spanner give an advantage)? Puzzle 2: if energy is conserved, why does the nut get hot, and why can we never get more work out than we put in? The two puzzles are mechanical advantage and energy dissipation.</w:t>
-            </w:r>
-          </w:p>
-          <w:p>
-            <w:pPr>
-              <w:spacing w:after="40" w:before="0"/>
-              <w:jc w:val="left"/>
-            </w:pPr>
-            <w:r>
-              <w:rPr>
-                <w:rFonts w:ascii="Arial" w:cs="Arial" w:eastAsia="Arial" w:hAnsi="Arial"/>
-                <w:b w:val="false"/>
-                <w:bCs w:val="false"/>
-                <w:i w:val="false"/>
-                <w:iCs w:val="false"/>
-                <w:color w:val="000000"/>
-                <w:sz w:val="18"/>
-                <w:szCs w:val="18"/>
-              </w:rPr>
-              <w:t xml:space="preserve">(b) KE = ½mv² (energy of motion). PE = mgh (energy stored because of height above a reference point). Energy is measured in joules (J).</w:t>
-            </w:r>
-          </w:p>
-          <w:p>
-            <w:pPr>
-              <w:spacing w:after="40" w:before="0"/>
-              <w:jc w:val="left"/>
-            </w:pPr>
-            <w:r>
-              <w:rPr>
-                <w:rFonts w:ascii="Arial" w:cs="Arial" w:eastAsia="Arial" w:hAnsi="Arial"/>
-                <w:b w:val="false"/>
-                <w:bCs w:val="false"/>
-                <w:i w:val="false"/>
-                <w:iCs w:val="false"/>
-                <w:color w:val="000000"/>
-                <w:sz w:val="18"/>
-                <w:szCs w:val="18"/>
-              </w:rPr>
-              <w:t xml:space="preserve">(c) KE = ½ × 70 × 4² = ½ × 70 × 16 = 560 J.</w:t>
-            </w:r>
-          </w:p>
-          <w:p>
-            <w:pPr>
-              <w:spacing w:after="40" w:before="0"/>
-              <w:jc w:val="left"/>
-            </w:pPr>
-            <w:r>
-              <w:rPr>
-                <w:rFonts w:ascii="Arial" w:cs="Arial" w:eastAsia="Arial" w:hAnsi="Arial"/>
-                <w:b w:val="false"/>
-                <w:bCs w:val="false"/>
-                <w:i w:val="false"/>
-                <w:iCs w:val="false"/>
-                <w:color w:val="000000"/>
-                <w:sz w:val="18"/>
-                <w:szCs w:val="18"/>
-              </w:rPr>
-              <w:t xml:space="preserve">(d) PE = mgh = 5 × 10 × 2 = 100 J.</w:t>
-            </w:r>
-          </w:p>
-          <w:p>
-            <w:pPr>
-              <w:spacing w:after="40" w:before="0"/>
-              <w:jc w:val="left"/>
-            </w:pPr>
-            <w:r>
-              <w:rPr>
-                <w:rFonts w:ascii="Arial" w:cs="Arial" w:eastAsia="Arial" w:hAnsi="Arial"/>
-                <w:b w:val="false"/>
-                <w:bCs w:val="false"/>
-                <w:i w:val="false"/>
-                <w:iCs w:val="false"/>
-                <w:color w:val="000000"/>
-                <w:sz w:val="18"/>
-                <w:szCs w:val="18"/>
-              </w:rPr>
-              <w:t xml:space="preserve">(e) KE = ½ × 70 × 8² = ½ × 70 × 64 = 2240 J. Because speed is squared in KE = ½mv², doubling the speed makes the kinetic energy four times bigger (560 J × 4 = 2240 J).</w:t>
-            </w:r>
-          </w:p>
-        </w:tc>
-      </w:tr>
-    </w:tbl>
-    <w:p>
-      <w:pPr>
-        <w:spacing w:after="120"/>
-      </w:pPr>
-      <w:r>
-        <w:t xml:space="preserve"/>
-      </w:r>
-    </w:p>
-    <w:tbl>
-      <w:tblPr>
-        <w:tblW w:type="dxa" w:w="13680"/>
-        <w:tblBorders>
-          <w:top w:val="single" w:color="AAAAAA" w:sz="4"/>
-          <w:left w:val="single" w:color="AAAAAA" w:sz="4"/>
-          <w:bottom w:val="single" w:color="AAAAAA" w:sz="4"/>
-          <w:right w:val="single" w:color="AAAAAA" w:sz="4"/>
-          <w:insideH w:val="single" w:color="auto" w:sz="4"/>
-          <w:insideV w:val="single" w:color="auto" w:sz="4"/>
-        </w:tblBorders>
-        <w:tblLayout w:type="fixed"/>
-      </w:tblPr>
-      <w:tblGrid>
-        <w:gridCol w:w="3000"/>
-        <w:gridCol w:w="10680"/>
-      </w:tblGrid>
-      <w:tr>
-        <w:tc>
-          <w:tcPr>
-            <w:tcW w:type="dxa" w:w="13680"/>
-            <w:gridSpan w:val="2"/>
-            <w:shd w:fill="1F3864" w:color="auto" w:val="clear"/>
-            <w:tcMar>
-              <w:top w:type="dxa" w:w="60"/>
-              <w:left w:type="dxa" w:w="120"/>
-              <w:bottom w:type="dxa" w:w="60"/>
-              <w:right w:type="dxa" w:w="120"/>
-            </w:tcMar>
-            <w:vAlign w:val="top"/>
-          </w:tcPr>
-          <w:p>
-            <w:pPr>
-              <w:spacing w:after="40" w:before="0"/>
-              <w:jc w:val="center"/>
-            </w:pPr>
-            <w:r>
-              <w:rPr>
-                <w:rFonts w:ascii="Arial" w:cs="Arial" w:eastAsia="Arial" w:hAnsi="Arial"/>
-                <w:b/>
-                <w:bCs/>
-                <w:i w:val="false"/>
-                <w:iCs w:val="false"/>
-                <w:color w:val="FFFFFF"/>
-                <w:sz w:val="22"/>
-                <w:szCs w:val="22"/>
-              </w:rPr>
-              <w:t xml:space="preserve">Section 2: Work, Force and Displacement</w:t>
-            </w:r>
-          </w:p>
-        </w:tc>
-      </w:tr>
-      <w:tr>
-        <w:tc>
-          <w:tcPr>
-            <w:tcW w:type="dxa" w:w="3000"/>
-            <w:shd w:fill="D9EEF1" w:color="auto" w:val="clear"/>
-            <w:tcMar>
-              <w:top w:type="dxa" w:w="60"/>
-              <w:left w:type="dxa" w:w="120"/>
-              <w:bottom w:type="dxa" w:w="60"/>
-              <w:right w:type="dxa" w:w="120"/>
-            </w:tcMar>
-            <w:vAlign w:val="top"/>
-          </w:tcPr>
-          <w:p>
-            <w:pPr>
-              <w:spacing w:after="40" w:before="0"/>
-              <w:jc w:val="left"/>
-            </w:pPr>
-            <w:r>
-              <w:rPr>
-                <w:rFonts w:ascii="Arial" w:cs="Arial" w:eastAsia="Arial" w:hAnsi="Arial"/>
-                <w:b/>
-                <w:bCs/>
-                <w:i w:val="false"/>
-                <w:iCs w:val="false"/>
-                <w:color w:val="000000"/>
-                <w:sz w:val="18"/>
-                <w:szCs w:val="18"/>
-              </w:rPr>
-              <w:t xml:space="preserve">In Lesson 3 you looked at the data from the mechanic's two attempts, using W = Fd cosθ as your model of work. In each row, F is the force applied and d is the displacement in the direction of that force (θ = 0°).</w:t>
+              <w:t xml:space="preserve">A 20 kg bucket of water (weight 200 N) is lifted 8 m up a well at a steady speed in 20 s. The water surface is the 0 m level and the top of the well is 8 m above it.</w:t>
+            </w:r>
+          </w:p>
+          <w:p>
+            <w:pPr>
+              <w:spacing w:after="40" w:before="0"/>
+              <w:jc w:val="left"/>
+            </w:pPr>
+            <w:r>
+              <w:rPr>
+                <w:rFonts w:ascii="Arial" w:cs="Arial" w:eastAsia="Arial" w:hAnsi="Arial"/>
+                <w:b/>
+                <w:bCs/>
+                <w:i w:val="false"/>
+                <w:iCs w:val="false"/>
+                <w:color w:val="000000"/>
+                <w:sz w:val="18"/>
+                <w:szCs w:val="18"/>
+              </w:rPr>
+              <w:t xml:space="preserve"/>
+            </w:r>
+          </w:p>
+          <w:p>
+            <w:pPr>
+              <w:spacing w:after="40" w:before="0"/>
+              <w:jc w:val="left"/>
+            </w:pPr>
+            <w:r>
+              <w:rPr>
+                <w:rFonts w:ascii="Arial" w:cs="Arial" w:eastAsia="Arial" w:hAnsi="Arial"/>
+                <w:b/>
+                <w:bCs/>
+                <w:i w:val="false"/>
+                <w:iCs w:val="false"/>
+                <w:color w:val="000000"/>
+                <w:sz w:val="18"/>
+                <w:szCs w:val="18"/>
+              </w:rPr>
+              <w:t xml:space="preserve">Bucket PE table (m = 20 kg):</w:t>
             </w:r>
           </w:p>
           <w:p>
@@ -653,14 +393,13 @@
               <w:tblLayout w:type="fixed"/>
             </w:tblPr>
             <w:tblGrid>
-              <w:gridCol w:w="880"/>
-              <w:gridCol w:w="880"/>
-              <w:gridCol w:w="880"/>
+              <w:gridCol w:w="1320"/>
+              <w:gridCol w:w="1320"/>
             </w:tblGrid>
             <w:tr>
               <w:tc>
                 <w:tcPr>
-                  <w:tcW w:type="dxa" w:w="880"/>
+                  <w:tcW w:type="dxa" w:w="1320"/>
                   <w:shd w:fill="D5E8F0" w:color="auto" w:val="clear"/>
                   <w:tcMar>
                     <w:top w:type="dxa" w:w="60"/>
@@ -686,13 +425,13 @@
                       <w:sz w:val="18"/>
                       <w:szCs w:val="18"/>
                     </w:rPr>
-                    <w:t xml:space="preserve">Spanner</w:t>
+                    <w:t xml:space="preserve">Height above water (m)</w:t>
                   </w:r>
                 </w:p>
               </w:tc>
               <w:tc>
                 <w:tcPr>
-                  <w:tcW w:type="dxa" w:w="880"/>
+                  <w:tcW w:type="dxa" w:w="1320"/>
                   <w:shd w:fill="D5E8F0" w:color="auto" w:val="clear"/>
                   <w:tcMar>
                     <w:top w:type="dxa" w:w="60"/>
@@ -718,39 +457,7 @@
                       <w:sz w:val="18"/>
                       <w:szCs w:val="18"/>
                     </w:rPr>
-                    <w:t xml:space="preserve">Force applied (N)</w:t>
-                  </w:r>
-                </w:p>
-              </w:tc>
-              <w:tc>
-                <w:tcPr>
-                  <w:tcW w:type="dxa" w:w="880"/>
-                  <w:shd w:fill="D5E8F0" w:color="auto" w:val="clear"/>
-                  <w:tcMar>
-                    <w:top w:type="dxa" w:w="60"/>
-                    <w:left w:type="dxa" w:w="120"/>
-                    <w:bottom w:type="dxa" w:w="60"/>
-                    <w:right w:type="dxa" w:w="120"/>
-                  </w:tcMar>
-                  <w:vAlign w:val="top"/>
-                </w:tcPr>
-                <w:p>
-                  <w:pPr>
-                    <w:spacing w:after="40" w:before="0"/>
-                    <w:jc w:val="left"/>
-                  </w:pPr>
-                  <w:r>
-                    <w:rPr>
-                      <w:rFonts w:ascii="Arial" w:cs="Arial" w:eastAsia="Arial" w:hAnsi="Arial"/>
-                      <w:b/>
-                      <w:bCs/>
-                      <w:i w:val="false"/>
-                      <w:iCs w:val="false"/>
-                      <w:color w:val="000000"/>
-                      <w:sz w:val="18"/>
-                      <w:szCs w:val="18"/>
-                    </w:rPr>
-                    <w:t xml:space="preserve">Displacement (m)</w:t>
+                    <w:t xml:space="preserve">PE (J)</w:t>
                   </w:r>
                 </w:p>
               </w:tc>
@@ -758,7 +465,7 @@
             <w:tr>
               <w:tc>
                 <w:tcPr>
-                  <w:tcW w:type="dxa" w:w="880"/>
+                  <w:tcW w:type="dxa" w:w="1320"/>
                   <w:shd w:fill="FFFFFF" w:color="auto" w:val="clear"/>
                   <w:tcMar>
                     <w:top w:type="dxa" w:w="60"/>
@@ -784,45 +491,13 @@
                       <w:sz w:val="18"/>
                       <w:szCs w:val="18"/>
                     </w:rPr>
-                    <w:t xml:space="preserve">Short</w:t>
+                    <w:t xml:space="preserve">0</w:t>
                   </w:r>
                 </w:p>
               </w:tc>
               <w:tc>
                 <w:tcPr>
-                  <w:tcW w:type="dxa" w:w="880"/>
-                  <w:shd w:fill="FFFFFF" w:color="auto" w:val="clear"/>
-                  <w:tcMar>
-                    <w:top w:type="dxa" w:w="60"/>
-                    <w:left w:type="dxa" w:w="120"/>
-                    <w:bottom w:type="dxa" w:w="60"/>
-                    <w:right w:type="dxa" w:w="120"/>
-                  </w:tcMar>
-                  <w:vAlign w:val="top"/>
-                </w:tcPr>
-                <w:p>
-                  <w:pPr>
-                    <w:spacing w:after="40" w:before="0"/>
-                    <w:jc w:val="left"/>
-                  </w:pPr>
-                  <w:r>
-                    <w:rPr>
-                      <w:rFonts w:ascii="Arial" w:cs="Arial" w:eastAsia="Arial" w:hAnsi="Arial"/>
-                      <w:b w:val="false"/>
-                      <w:bCs w:val="false"/>
-                      <w:i w:val="false"/>
-                      <w:iCs w:val="false"/>
-                      <w:color w:val="000000"/>
-                      <w:sz w:val="18"/>
-                      <w:szCs w:val="18"/>
-                    </w:rPr>
-                    <w:t xml:space="preserve">250</w:t>
-                  </w:r>
-                </w:p>
-              </w:tc>
-              <w:tc>
-                <w:tcPr>
-                  <w:tcW w:type="dxa" w:w="880"/>
+                  <w:tcW w:type="dxa" w:w="1320"/>
                   <w:shd w:fill="FFFFFF" w:color="auto" w:val="clear"/>
                   <w:tcMar>
                     <w:top w:type="dxa" w:w="60"/>
@@ -856,7 +531,7 @@
             <w:tr>
               <w:tc>
                 <w:tcPr>
-                  <w:tcW w:type="dxa" w:w="880"/>
+                  <w:tcW w:type="dxa" w:w="1320"/>
                   <w:shd w:fill="FFFFFF" w:color="auto" w:val="clear"/>
                   <w:tcMar>
                     <w:top w:type="dxa" w:w="60"/>
@@ -882,13 +557,13 @@
                       <w:sz w:val="18"/>
                       <w:szCs w:val="18"/>
                     </w:rPr>
-                    <w:t xml:space="preserve">Long</w:t>
+                    <w:t xml:space="preserve">2</w:t>
                   </w:r>
                 </w:p>
               </w:tc>
               <w:tc>
                 <w:tcPr>
-                  <w:tcW w:type="dxa" w:w="880"/>
+                  <w:tcW w:type="dxa" w:w="1320"/>
                   <w:shd w:fill="FFFFFF" w:color="auto" w:val="clear"/>
                   <w:tcMar>
                     <w:top w:type="dxa" w:w="60"/>
@@ -914,13 +589,15 @@
                       <w:sz w:val="18"/>
                       <w:szCs w:val="18"/>
                     </w:rPr>
-                    <w:t xml:space="preserve">80</w:t>
+                    <w:t xml:space="preserve">400</w:t>
                   </w:r>
                 </w:p>
               </w:tc>
+            </w:tr>
+            <w:tr>
               <w:tc>
                 <w:tcPr>
-                  <w:tcW w:type="dxa" w:w="880"/>
+                  <w:tcW w:type="dxa" w:w="1320"/>
                   <w:shd w:fill="FFFFFF" w:color="auto" w:val="clear"/>
                   <w:tcMar>
                     <w:top w:type="dxa" w:w="60"/>
@@ -946,7 +623,171 @@
                       <w:sz w:val="18"/>
                       <w:szCs w:val="18"/>
                     </w:rPr>
-                    <w:t xml:space="preserve">0.45</w:t>
+                    <w:t xml:space="preserve">4</w:t>
+                  </w:r>
+                </w:p>
+              </w:tc>
+              <w:tc>
+                <w:tcPr>
+                  <w:tcW w:type="dxa" w:w="1320"/>
+                  <w:shd w:fill="FFFFFF" w:color="auto" w:val="clear"/>
+                  <w:tcMar>
+                    <w:top w:type="dxa" w:w="60"/>
+                    <w:left w:type="dxa" w:w="120"/>
+                    <w:bottom w:type="dxa" w:w="60"/>
+                    <w:right w:type="dxa" w:w="120"/>
+                  </w:tcMar>
+                  <w:vAlign w:val="top"/>
+                </w:tcPr>
+                <w:p>
+                  <w:pPr>
+                    <w:spacing w:after="40" w:before="0"/>
+                    <w:jc w:val="left"/>
+                  </w:pPr>
+                  <w:r>
+                    <w:rPr>
+                      <w:rFonts w:ascii="Arial" w:cs="Arial" w:eastAsia="Arial" w:hAnsi="Arial"/>
+                      <w:b w:val="false"/>
+                      <w:bCs w:val="false"/>
+                      <w:i w:val="false"/>
+                      <w:iCs w:val="false"/>
+                      <w:color w:val="000000"/>
+                      <w:sz w:val="18"/>
+                      <w:szCs w:val="18"/>
+                    </w:rPr>
+                    <w:t xml:space="preserve">800</w:t>
+                  </w:r>
+                </w:p>
+              </w:tc>
+            </w:tr>
+            <w:tr>
+              <w:tc>
+                <w:tcPr>
+                  <w:tcW w:type="dxa" w:w="1320"/>
+                  <w:shd w:fill="FFFFFF" w:color="auto" w:val="clear"/>
+                  <w:tcMar>
+                    <w:top w:type="dxa" w:w="60"/>
+                    <w:left w:type="dxa" w:w="120"/>
+                    <w:bottom w:type="dxa" w:w="60"/>
+                    <w:right w:type="dxa" w:w="120"/>
+                  </w:tcMar>
+                  <w:vAlign w:val="top"/>
+                </w:tcPr>
+                <w:p>
+                  <w:pPr>
+                    <w:spacing w:after="40" w:before="0"/>
+                    <w:jc w:val="left"/>
+                  </w:pPr>
+                  <w:r>
+                    <w:rPr>
+                      <w:rFonts w:ascii="Arial" w:cs="Arial" w:eastAsia="Arial" w:hAnsi="Arial"/>
+                      <w:b w:val="false"/>
+                      <w:bCs w:val="false"/>
+                      <w:i w:val="false"/>
+                      <w:iCs w:val="false"/>
+                      <w:color w:val="000000"/>
+                      <w:sz w:val="18"/>
+                      <w:szCs w:val="18"/>
+                    </w:rPr>
+                    <w:t xml:space="preserve">6</w:t>
+                  </w:r>
+                </w:p>
+              </w:tc>
+              <w:tc>
+                <w:tcPr>
+                  <w:tcW w:type="dxa" w:w="1320"/>
+                  <w:shd w:fill="FFFFFF" w:color="auto" w:val="clear"/>
+                  <w:tcMar>
+                    <w:top w:type="dxa" w:w="60"/>
+                    <w:left w:type="dxa" w:w="120"/>
+                    <w:bottom w:type="dxa" w:w="60"/>
+                    <w:right w:type="dxa" w:w="120"/>
+                  </w:tcMar>
+                  <w:vAlign w:val="top"/>
+                </w:tcPr>
+                <w:p>
+                  <w:pPr>
+                    <w:spacing w:after="40" w:before="0"/>
+                    <w:jc w:val="left"/>
+                  </w:pPr>
+                  <w:r>
+                    <w:rPr>
+                      <w:rFonts w:ascii="Arial" w:cs="Arial" w:eastAsia="Arial" w:hAnsi="Arial"/>
+                      <w:b w:val="false"/>
+                      <w:bCs w:val="false"/>
+                      <w:i w:val="false"/>
+                      <w:iCs w:val="false"/>
+                      <w:color w:val="000000"/>
+                      <w:sz w:val="18"/>
+                      <w:szCs w:val="18"/>
+                    </w:rPr>
+                    <w:t xml:space="preserve">1200</w:t>
+                  </w:r>
+                </w:p>
+              </w:tc>
+            </w:tr>
+            <w:tr>
+              <w:tc>
+                <w:tcPr>
+                  <w:tcW w:type="dxa" w:w="1320"/>
+                  <w:shd w:fill="FFFFFF" w:color="auto" w:val="clear"/>
+                  <w:tcMar>
+                    <w:top w:type="dxa" w:w="60"/>
+                    <w:left w:type="dxa" w:w="120"/>
+                    <w:bottom w:type="dxa" w:w="60"/>
+                    <w:right w:type="dxa" w:w="120"/>
+                  </w:tcMar>
+                  <w:vAlign w:val="top"/>
+                </w:tcPr>
+                <w:p>
+                  <w:pPr>
+                    <w:spacing w:after="40" w:before="0"/>
+                    <w:jc w:val="left"/>
+                  </w:pPr>
+                  <w:r>
+                    <w:rPr>
+                      <w:rFonts w:ascii="Arial" w:cs="Arial" w:eastAsia="Arial" w:hAnsi="Arial"/>
+                      <w:b w:val="false"/>
+                      <w:bCs w:val="false"/>
+                      <w:i w:val="false"/>
+                      <w:iCs w:val="false"/>
+                      <w:color w:val="000000"/>
+                      <w:sz w:val="18"/>
+                      <w:szCs w:val="18"/>
+                    </w:rPr>
+                    <w:t xml:space="preserve">8</w:t>
+                  </w:r>
+                </w:p>
+              </w:tc>
+              <w:tc>
+                <w:tcPr>
+                  <w:tcW w:type="dxa" w:w="1320"/>
+                  <w:shd w:fill="FFFFFF" w:color="auto" w:val="clear"/>
+                  <w:tcMar>
+                    <w:top w:type="dxa" w:w="60"/>
+                    <w:left w:type="dxa" w:w="120"/>
+                    <w:bottom w:type="dxa" w:w="60"/>
+                    <w:right w:type="dxa" w:w="120"/>
+                  </w:tcMar>
+                  <w:vAlign w:val="top"/>
+                </w:tcPr>
+                <w:p>
+                  <w:pPr>
+                    <w:spacing w:after="40" w:before="0"/>
+                    <w:jc w:val="left"/>
+                  </w:pPr>
+                  <w:r>
+                    <w:rPr>
+                      <w:rFonts w:ascii="Arial" w:cs="Arial" w:eastAsia="Arial" w:hAnsi="Arial"/>
+                      <w:b w:val="false"/>
+                      <w:bCs w:val="false"/>
+                      <w:i w:val="false"/>
+                      <w:iCs w:val="false"/>
+                      <w:color w:val="000000"/>
+                      <w:sz w:val="18"/>
+                      <w:szCs w:val="18"/>
+                    </w:rPr>
+                    <w:t xml:space="preserve">1600</w:t>
                   </w:r>
                 </w:p>
               </w:tc>
@@ -1006,64 +847,45 @@
                 <w:sz w:val="18"/>
                 <w:szCs w:val="18"/>
               </w:rPr>
-              <w:t xml:space="preserve">(a) Write the formula for work, including the angle. (2 marks)</w:t>
-            </w:r>
-          </w:p>
-          <w:p>
-            <w:pPr>
-              <w:spacing w:after="40" w:before="0"/>
-              <w:jc w:val="left"/>
-            </w:pPr>
-            <w:r>
-              <w:rPr>
-                <w:rFonts w:ascii="Arial" w:cs="Arial" w:eastAsia="Arial" w:hAnsi="Arial"/>
-                <w:b/>
-                <w:bCs/>
-                <w:i w:val="false"/>
-                <w:iCs w:val="false"/>
-                <w:color w:val="000000"/>
-                <w:sz w:val="18"/>
-                <w:szCs w:val="18"/>
-              </w:rPr>
-              <w:t xml:space="preserve">(b) Use the formula to calculate the work for each row of the table. Show your steps. (4 marks)</w:t>
-            </w:r>
-          </w:p>
-          <w:p>
-            <w:pPr>
-              <w:spacing w:after="40" w:before="0"/>
-              <w:jc w:val="left"/>
-            </w:pPr>
-            <w:r>
-              <w:rPr>
-                <w:rFonts w:ascii="Arial" w:cs="Arial" w:eastAsia="Arial" w:hAnsi="Arial"/>
-                <w:b/>
-                <w:bCs/>
-                <w:i w:val="false"/>
-                <w:iCs w:val="false"/>
-                <w:color w:val="000000"/>
-                <w:sz w:val="18"/>
-                <w:szCs w:val="18"/>
-              </w:rPr>
-              <w:t xml:space="preserve">(c) The mechanic pushed hard with the short spanner and got tired. Explain, using the formula, why a scientist says no work was done in the short-spanner row. (2 marks)</w:t>
-            </w:r>
-          </w:p>
-          <w:p>
-            <w:pPr>
-              <w:spacing w:after="40" w:before="0"/>
-              <w:jc w:val="left"/>
-            </w:pPr>
-            <w:r>
-              <w:rPr>
-                <w:rFonts w:ascii="Arial" w:cs="Arial" w:eastAsia="Arial" w:hAnsi="Arial"/>
-                <w:b/>
-                <w:bCs/>
-                <w:i w:val="false"/>
-                <w:iCs w:val="false"/>
-                <w:color w:val="000000"/>
-                <w:sz w:val="18"/>
-                <w:szCs w:val="18"/>
-              </w:rPr>
-              <w:t xml:space="preserve">(d) Name the three kinds of work (by sign) that depend on the angle between force and displacement and give the angle for each. Give one example of each from your lessons. (3 marks)</w:t>
+              <w:t xml:space="preserve">(a) Use PE = mgh to show how the table value for 8 m is found.</w:t>
+            </w:r>
+          </w:p>
+          <w:p>
+            <w:pPr>
+              <w:spacing w:after="40" w:before="0"/>
+              <w:jc w:val="left"/>
+            </w:pPr>
+            <w:r>
+              <w:rPr>
+                <w:rFonts w:ascii="Arial" w:cs="Arial" w:eastAsia="Arial" w:hAnsi="Arial"/>
+                <w:b/>
+                <w:bCs/>
+                <w:i w:val="false"/>
+                <w:iCs w:val="false"/>
+                <w:color w:val="000000"/>
+                <w:sz w:val="18"/>
+                <w:szCs w:val="18"/>
+              </w:rPr>
+              <w:t xml:space="preserve">(b) Mama Kavata lifts the bucket by hand. Mwende lifts it with the pulley system. Compare the energy the bucket gains in the two cases and explain why.</w:t>
+            </w:r>
+          </w:p>
+          <w:p>
+            <w:pPr>
+              <w:spacing w:after="40" w:before="0"/>
+              <w:jc w:val="left"/>
+            </w:pPr>
+            <w:r>
+              <w:rPr>
+                <w:rFonts w:ascii="Arial" w:cs="Arial" w:eastAsia="Arial" w:hAnsi="Arial"/>
+                <w:b/>
+                <w:bCs/>
+                <w:i w:val="false"/>
+                <w:iCs w:val="false"/>
+                <w:color w:val="000000"/>
+                <w:sz w:val="18"/>
+                <w:szCs w:val="18"/>
+              </w:rPr>
+              <w:t xml:space="preserve">(c) The bucket moves at a steady speed. What happens to its kinetic energy, and where does all of the energy gain go?</w:t>
             </w:r>
           </w:p>
           <w:p>
@@ -1114,64 +936,45 @@
                 <w:sz w:val="18"/>
                 <w:szCs w:val="18"/>
               </w:rPr>
-              <w:t xml:space="preserve">(a) W = Fd cosθ, where F is the force, d is the displacement and θ is the angle between the force and the displacement.</w:t>
-            </w:r>
-          </w:p>
-          <w:p>
-            <w:pPr>
-              <w:spacing w:after="40" w:before="0"/>
-              <w:jc w:val="left"/>
-            </w:pPr>
-            <w:r>
-              <w:rPr>
-                <w:rFonts w:ascii="Arial" w:cs="Arial" w:eastAsia="Arial" w:hAnsi="Arial"/>
-                <w:b w:val="false"/>
-                <w:bCs w:val="false"/>
-                <w:i w:val="false"/>
-                <w:iCs w:val="false"/>
-                <w:color w:val="000000"/>
-                <w:sz w:val="18"/>
-                <w:szCs w:val="18"/>
-              </w:rPr>
-              <w:t xml:space="preserve">(b) Short spanner row: W = 250 × 0 × cos 0° = 0 J. Long spanner row: W = 80 × 0.45 × cos 0° = 80 × 0.45 × 1 = 36 J.</w:t>
-            </w:r>
-          </w:p>
-          <w:p>
-            <w:pPr>
-              <w:spacing w:after="40" w:before="0"/>
-              <w:jc w:val="left"/>
-            </w:pPr>
-            <w:r>
-              <w:rPr>
-                <w:rFonts w:ascii="Arial" w:cs="Arial" w:eastAsia="Arial" w:hAnsi="Arial"/>
-                <w:b w:val="false"/>
-                <w:bCs w:val="false"/>
-                <w:i w:val="false"/>
-                <w:iCs w:val="false"/>
-                <w:color w:val="000000"/>
-                <w:sz w:val="18"/>
-                <w:szCs w:val="18"/>
-              </w:rPr>
-              <w:t xml:space="preserve">(c) Work needs displacement. In the short-spanner row the displacement is d = 0, so W = Fd cosθ = 0, however large the force of 250 N was. The mechanic's muscular energy was still used up, but no useful work was done.</w:t>
-            </w:r>
-          </w:p>
-          <w:p>
-            <w:pPr>
-              <w:spacing w:after="40" w:before="0"/>
-              <w:jc w:val="left"/>
-            </w:pPr>
-            <w:r>
-              <w:rPr>
-                <w:rFonts w:ascii="Arial" w:cs="Arial" w:eastAsia="Arial" w:hAnsi="Arial"/>
-                <w:b w:val="false"/>
-                <w:bCs w:val="false"/>
-                <w:i w:val="false"/>
-                <w:iCs w:val="false"/>
-                <w:color w:val="000000"/>
-                <w:sz w:val="18"/>
-                <w:szCs w:val="18"/>
-              </w:rPr>
-              <w:t xml:space="preserve">(d) Positive work: θ = 0°, force and motion in the same direction, for example pushing a desk across the floor. Zero work: θ = 90°, for example carrying a heavy schoolbag while walking horizontally. Negative work: θ = 180°, force opposite to motion, for example friction opposing a sliding desk.</w:t>
+              <w:t xml:space="preserve">(a) PE = mgh = 20 kg x 10 N/kg x 8 m = 1600 J. (Equivalently, weight 200 N x 8 m = 1600 J.)</w:t>
+            </w:r>
+          </w:p>
+          <w:p>
+            <w:pPr>
+              <w:spacing w:after="40" w:before="0"/>
+              <w:jc w:val="left"/>
+            </w:pPr>
+            <w:r>
+              <w:rPr>
+                <w:rFonts w:ascii="Arial" w:cs="Arial" w:eastAsia="Arial" w:hAnsi="Arial"/>
+                <w:b w:val="false"/>
+                <w:bCs w:val="false"/>
+                <w:i w:val="false"/>
+                <w:iCs w:val="false"/>
+                <w:color w:val="000000"/>
+                <w:sz w:val="18"/>
+                <w:szCs w:val="18"/>
+              </w:rPr>
+              <w:t xml:space="preserve">(b) The bucket gains exactly 1600 J of potential energy in both cases. PE depends only on the weight of the bucket (200 N) and the height it is raised (8 m). Both ways raise the same weight through the same height, so the energy gain is the same. The pulley system does not give the bucket extra energy.</w:t>
+            </w:r>
+          </w:p>
+          <w:p>
+            <w:pPr>
+              <w:spacing w:after="40" w:before="0"/>
+              <w:jc w:val="left"/>
+            </w:pPr>
+            <w:r>
+              <w:rPr>
+                <w:rFonts w:ascii="Arial" w:cs="Arial" w:eastAsia="Arial" w:hAnsi="Arial"/>
+                <w:b w:val="false"/>
+                <w:bCs w:val="false"/>
+                <w:i w:val="false"/>
+                <w:iCs w:val="false"/>
+                <w:color w:val="000000"/>
+                <w:sz w:val="18"/>
+                <w:szCs w:val="18"/>
+              </w:rPr>
+              <w:t xml:space="preserve">(c) The bucket moves at a steady speed, so its kinetic energy does not change. The whole energy gain of 1600 J is gravitational potential energy.</w:t>
             </w:r>
           </w:p>
         </w:tc>
@@ -1232,7 +1035,7 @@
                 <w:sz w:val="22"/>
                 <w:szCs w:val="22"/>
               </w:rPr>
-              <w:t xml:space="preserve">Section 3: Where Does the Energy Go?</w:t>
+              <w:t xml:space="preserve">Part 2: Work, force and distance</w:t>
             </w:r>
           </w:p>
         </w:tc>
@@ -1266,83 +1069,83 @@
                 <w:sz w:val="18"/>
                 <w:szCs w:val="18"/>
               </w:rPr>
-              <w:t xml:space="preserve">The apprentice felt that the wheel nut was warm after the mechanic's attempts with the short spanner.</w:t>
-            </w:r>
-          </w:p>
-          <w:p>
-            <w:pPr>
-              <w:spacing w:after="40" w:before="0"/>
-              <w:jc w:val="left"/>
-            </w:pPr>
-            <w:r>
-              <w:rPr>
-                <w:rFonts w:ascii="Arial" w:cs="Arial" w:eastAsia="Arial" w:hAnsi="Arial"/>
-                <w:b/>
-                <w:bCs/>
-                <w:i w:val="false"/>
-                <w:iCs w:val="false"/>
-                <w:color w:val="000000"/>
-                <w:sz w:val="18"/>
-                <w:szCs w:val="18"/>
-              </w:rPr>
-              <w:t xml:space="preserve">(a) Explain why the nut became warm even though it did not move. Name the energy change that took place. (3 marks)</w:t>
-            </w:r>
-          </w:p>
-          <w:p>
-            <w:pPr>
-              <w:spacing w:after="40" w:before="0"/>
-              <w:jc w:val="left"/>
-            </w:pPr>
-            <w:r>
-              <w:rPr>
-                <w:rFonts w:ascii="Arial" w:cs="Arial" w:eastAsia="Arial" w:hAnsi="Arial"/>
-                <w:b/>
-                <w:bCs/>
-                <w:i w:val="false"/>
-                <w:iCs w:val="false"/>
-                <w:color w:val="000000"/>
-                <w:sz w:val="18"/>
-                <w:szCs w:val="18"/>
-              </w:rPr>
-              <w:t xml:space="preserve">(b) In Lesson 4 you pulled a wooden block over smooth tile and over sandpaper. Write the formula for work done against friction and explain what you found about the warmth of the two surfaces and why. (3 marks)</w:t>
-            </w:r>
-          </w:p>
-          <w:p>
-            <w:pPr>
-              <w:spacing w:after="40" w:before="0"/>
-              <w:jc w:val="left"/>
-            </w:pPr>
-            <w:r>
-              <w:rPr>
-                <w:rFonts w:ascii="Arial" w:cs="Arial" w:eastAsia="Arial" w:hAnsi="Arial"/>
-                <w:b/>
-                <w:bCs/>
-                <w:i w:val="false"/>
-                <w:iCs w:val="false"/>
-                <w:color w:val="000000"/>
-                <w:sz w:val="18"/>
-                <w:szCs w:val="18"/>
-              </w:rPr>
-              <w:t xml:space="preserve">(c) Write an equation showing how total work input, useful work output and work done against friction are related. (1 mark)</w:t>
-            </w:r>
-          </w:p>
-          <w:p>
-            <w:pPr>
-              <w:spacing w:after="40" w:before="0"/>
-              <w:jc w:val="left"/>
-            </w:pPr>
-            <w:r>
-              <w:rPr>
-                <w:rFonts w:ascii="Arial" w:cs="Arial" w:eastAsia="Arial" w:hAnsi="Arial"/>
-                <w:b/>
-                <w:bCs/>
-                <w:i w:val="false"/>
-                <w:iCs w:val="false"/>
-                <w:color w:val="000000"/>
-                <w:sz w:val="18"/>
-                <w:szCs w:val="18"/>
-              </w:rPr>
-              <w:t xml:space="preserve">(d) A classmate says: "The heat means energy was destroyed." Use the Law of Conservation of Energy to explain why this is wrong. (3 marks)</w:t>
+              <w:t xml:space="preserve">Use W = Fd, with F in the direction of motion.</w:t>
+            </w:r>
+          </w:p>
+          <w:p>
+            <w:pPr>
+              <w:spacing w:after="40" w:before="0"/>
+              <w:jc w:val="left"/>
+            </w:pPr>
+            <w:r>
+              <w:rPr>
+                <w:rFonts w:ascii="Arial" w:cs="Arial" w:eastAsia="Arial" w:hAnsi="Arial"/>
+                <w:b/>
+                <w:bCs/>
+                <w:i w:val="false"/>
+                <w:iCs w:val="false"/>
+                <w:color w:val="000000"/>
+                <w:sz w:val="18"/>
+                <w:szCs w:val="18"/>
+              </w:rPr>
+              <w:t xml:space="preserve"/>
+            </w:r>
+          </w:p>
+          <w:p>
+            <w:pPr>
+              <w:spacing w:after="40" w:before="0"/>
+              <w:jc w:val="left"/>
+            </w:pPr>
+            <w:r>
+              <w:rPr>
+                <w:rFonts w:ascii="Arial" w:cs="Arial" w:eastAsia="Arial" w:hAnsi="Arial"/>
+                <w:b/>
+                <w:bCs/>
+                <w:i w:val="false"/>
+                <w:iCs w:val="false"/>
+                <w:color w:val="000000"/>
+                <w:sz w:val="18"/>
+                <w:szCs w:val="18"/>
+              </w:rPr>
+              <w:t xml:space="preserve">(a) Calculate the work Mama Kavata does lifting the bucket directly by hand through 8 m, and her power if the lift takes 20 s.</w:t>
+            </w:r>
+          </w:p>
+          <w:p>
+            <w:pPr>
+              <w:spacing w:after="40" w:before="0"/>
+              <w:jc w:val="left"/>
+            </w:pPr>
+            <w:r>
+              <w:rPr>
+                <w:rFonts w:ascii="Arial" w:cs="Arial" w:eastAsia="Arial" w:hAnsi="Arial"/>
+                <w:b/>
+                <w:bCs/>
+                <w:i w:val="false"/>
+                <w:iCs w:val="false"/>
+                <w:color w:val="000000"/>
+                <w:sz w:val="18"/>
+                <w:szCs w:val="18"/>
+              </w:rPr>
+              <w:t xml:space="preserve">(b) With the pulley system, Mwende pulls the rope with an effort of 125 N and the rope is pulled 16 m while the bucket rises 8 m in 20 s. Calculate the work she does and her input power.</w:t>
+            </w:r>
+          </w:p>
+          <w:p>
+            <w:pPr>
+              <w:spacing w:after="40" w:before="0"/>
+              <w:jc w:val="left"/>
+            </w:pPr>
+            <w:r>
+              <w:rPr>
+                <w:rFonts w:ascii="Arial" w:cs="Arial" w:eastAsia="Arial" w:hAnsi="Arial"/>
+                <w:b/>
+                <w:bCs/>
+                <w:i w:val="false"/>
+                <w:iCs w:val="false"/>
+                <w:color w:val="000000"/>
+                <w:sz w:val="18"/>
+                <w:szCs w:val="18"/>
+              </w:rPr>
+              <w:t xml:space="preserve">(c) Compare the force and the distance in the hand lift and the pulley lift. What does the pulley system change, and what does it not change about the work needed?</w:t>
             </w:r>
           </w:p>
         </w:tc>
@@ -1374,64 +1177,64 @@
                 <w:sz w:val="18"/>
                 <w:szCs w:val="18"/>
               </w:rPr>
-              <w:t xml:space="preserve">(a) Friction acts where the spanner touches the nut and where the nut touches the bolt thread. The mechanic's muscular (chemical) energy was converted by friction into thermal energy, so the nut became warm. Energy change: muscular energy → work against friction → thermal energy.</w:t>
-            </w:r>
-          </w:p>
-          <w:p>
-            <w:pPr>
-              <w:spacing w:after="40" w:before="0"/>
-              <w:jc w:val="left"/>
-            </w:pPr>
-            <w:r>
-              <w:rPr>
-                <w:rFonts w:ascii="Arial" w:cs="Arial" w:eastAsia="Arial" w:hAnsi="Arial"/>
-                <w:b w:val="false"/>
-                <w:bCs w:val="false"/>
-                <w:i w:val="false"/>
-                <w:iCs w:val="false"/>
-                <w:color w:val="000000"/>
-                <w:sz w:val="18"/>
-                <w:szCs w:val="18"/>
-              </w:rPr>
-              <w:t xml:space="preserve">(b) W_f = f_r × d, where f_r is the friction force in newtons and d is the distance slid in metres. The sandpaper felt warmer than the smooth tile after repeated pulls. Rougher surfaces give a larger friction force, so for the same distance more work is done against friction and more thermal energy is produced.</w:t>
-            </w:r>
-          </w:p>
-          <w:p>
-            <w:pPr>
-              <w:spacing w:after="40" w:before="0"/>
-              <w:jc w:val="left"/>
-            </w:pPr>
-            <w:r>
-              <w:rPr>
-                <w:rFonts w:ascii="Arial" w:cs="Arial" w:eastAsia="Arial" w:hAnsi="Arial"/>
-                <w:b w:val="false"/>
-                <w:bCs w:val="false"/>
-                <w:i w:val="false"/>
-                <w:iCs w:val="false"/>
-                <w:color w:val="000000"/>
-                <w:sz w:val="18"/>
-                <w:szCs w:val="18"/>
-              </w:rPr>
-              <w:t xml:space="preserve">(c) W_in = W_out + W_friction.</w:t>
-            </w:r>
-          </w:p>
-          <w:p>
-            <w:pPr>
-              <w:spacing w:after="40" w:before="0"/>
-              <w:jc w:val="left"/>
-            </w:pPr>
-            <w:r>
-              <w:rPr>
-                <w:rFonts w:ascii="Arial" w:cs="Arial" w:eastAsia="Arial" w:hAnsi="Arial"/>
-                <w:b w:val="false"/>
-                <w:bCs w:val="false"/>
-                <w:i w:val="false"/>
-                <w:iCs w:val="false"/>
-                <w:color w:val="000000"/>
-                <w:sz w:val="18"/>
-                <w:szCs w:val="18"/>
-              </w:rPr>
-              <w:t xml:space="preserve">(d) Energy cannot be created or destroyed, only changed from one form to another. The energy that the mechanic put in and that did not become useful work was transformed into thermal energy in the nut and spanner and then spread into the metal. It is not lost. It is simply no longer useful for doing work.</w:t>
+              <w:t xml:space="preserve">(a) W = Fd = 200 N x 8 m = 1600 J. Power P = W/t = 1600 J / 20 s = 80 W.</w:t>
+            </w:r>
+          </w:p>
+          <w:p>
+            <w:pPr>
+              <w:spacing w:after="40" w:before="0"/>
+              <w:jc w:val="left"/>
+            </w:pPr>
+            <w:r>
+              <w:rPr>
+                <w:rFonts w:ascii="Arial" w:cs="Arial" w:eastAsia="Arial" w:hAnsi="Arial"/>
+                <w:b w:val="false"/>
+                <w:bCs w:val="false"/>
+                <w:i w:val="false"/>
+                <w:iCs w:val="false"/>
+                <w:color w:val="000000"/>
+                <w:sz w:val="18"/>
+                <w:szCs w:val="18"/>
+              </w:rPr>
+              <w:t xml:space="preserve">(b) Work input = 125 N x 16 m = 2000 J. Input power = 2000 J / 20 s = 100 W.</w:t>
+            </w:r>
+          </w:p>
+          <w:p>
+            <w:pPr>
+              <w:spacing w:after="40" w:before="0"/>
+              <w:jc w:val="left"/>
+            </w:pPr>
+            <w:r>
+              <w:rPr>
+                <w:rFonts w:ascii="Arial" w:cs="Arial" w:eastAsia="Arial" w:hAnsi="Arial"/>
+                <w:b w:val="false"/>
+                <w:bCs w:val="false"/>
+                <w:i w:val="false"/>
+                <w:iCs w:val="false"/>
+                <w:color w:val="000000"/>
+                <w:sz w:val="18"/>
+                <w:szCs w:val="18"/>
+              </w:rPr>
+              <w:t xml:space="preserve">(c) The pulley system lets Mwende pull with a smaller force (125 N instead of 200 N), but over a longer distance (16 m instead of 8 m). The pulley does not reduce the work needed: a machine trades a smaller force for a longer distance. In fact the work she does with the pulley system (2000 J) is more than the 1600 J of the direct lift, because of friction in the pulleys and rope.</w:t>
+            </w:r>
+          </w:p>
+          <w:p>
+            <w:pPr>
+              <w:spacing w:after="40" w:before="0"/>
+              <w:jc w:val="left"/>
+            </w:pPr>
+            <w:r>
+              <w:rPr>
+                <w:rFonts w:ascii="Arial" w:cs="Arial" w:eastAsia="Arial" w:hAnsi="Arial"/>
+                <w:b w:val="false"/>
+                <w:bCs w:val="false"/>
+                <w:i w:val="false"/>
+                <w:iCs w:val="false"/>
+                <w:color w:val="000000"/>
+                <w:sz w:val="18"/>
+                <w:szCs w:val="18"/>
+              </w:rPr>
+              <w:t xml:space="preserve"/>
             </w:r>
           </w:p>
         </w:tc>
@@ -1492,7 +1295,7 @@
                 <w:sz w:val="22"/>
                 <w:szCs w:val="22"/>
               </w:rPr>
-              <w:t xml:space="preserve">Section 4: How the Long Spanner Helps: Machines, MA, VR and Efficiency</w:t>
+              <w:t xml:space="preserve">Part 3: Where the energy comes from and where it goes</w:t>
             </w:r>
           </w:p>
         </w:tc>
@@ -1526,83 +1329,83 @@
                 <w:sz w:val="18"/>
                 <w:szCs w:val="18"/>
               </w:rPr>
-              <w:t xml:space="preserve">The spanner and its pipe extension work as a lever.</w:t>
-            </w:r>
-          </w:p>
-          <w:p>
-            <w:pPr>
-              <w:spacing w:after="40" w:before="0"/>
-              <w:jc w:val="left"/>
-            </w:pPr>
-            <w:r>
-              <w:rPr>
-                <w:rFonts w:ascii="Arial" w:cs="Arial" w:eastAsia="Arial" w:hAnsi="Arial"/>
-                <w:b/>
-                <w:bCs/>
-                <w:i w:val="false"/>
-                <w:iCs w:val="false"/>
-                <w:color w:val="000000"/>
-                <w:sz w:val="18"/>
-                <w:szCs w:val="18"/>
-              </w:rPr>
-              <w:t xml:space="preserve">(a) Write the formulae for mechanical advantage (MA), velocity ratio (VR) and efficiency. (3 marks)</w:t>
-            </w:r>
-          </w:p>
-          <w:p>
-            <w:pPr>
-              <w:spacing w:after="40" w:before="0"/>
-              <w:jc w:val="left"/>
-            </w:pPr>
-            <w:r>
-              <w:rPr>
-                <w:rFonts w:ascii="Arial" w:cs="Arial" w:eastAsia="Arial" w:hAnsi="Arial"/>
-                <w:b/>
-                <w:bCs/>
-                <w:i w:val="false"/>
-                <w:iCs w:val="false"/>
-                <w:color w:val="000000"/>
-                <w:sz w:val="18"/>
-                <w:szCs w:val="18"/>
-              </w:rPr>
-              <w:t xml:space="preserve">(b) Explain how the long spanner changes the effort needed to loosen the nut. Say what happens to the distance the mechanic's hand moves compared with the distance the load moves. (3 marks)</w:t>
-            </w:r>
-          </w:p>
-          <w:p>
-            <w:pPr>
-              <w:spacing w:after="40" w:before="0"/>
-              <w:jc w:val="left"/>
-            </w:pPr>
-            <w:r>
-              <w:rPr>
-                <w:rFonts w:ascii="Arial" w:cs="Arial" w:eastAsia="Arial" w:hAnsi="Arial"/>
-                <w:b/>
-                <w:bCs/>
-                <w:i w:val="false"/>
-                <w:iCs w:val="false"/>
-                <w:color w:val="000000"/>
-                <w:sz w:val="18"/>
-                <w:szCs w:val="18"/>
-              </w:rPr>
-              <w:t xml:space="preserve">(c) A classmate says: "The long spanner gives the mechanic extra energy." Use the idea of work in and work out to say whether you agree. (3 marks)</w:t>
-            </w:r>
-          </w:p>
-          <w:p>
-            <w:pPr>
-              <w:spacing w:after="40" w:before="0"/>
-              <w:jc w:val="left"/>
-            </w:pPr>
-            <w:r>
-              <w:rPr>
-                <w:rFonts w:ascii="Arial" w:cs="Arial" w:eastAsia="Arial" w:hAnsi="Arial"/>
-                <w:b/>
-                <w:bCs/>
-                <w:i w:val="false"/>
-                <w:iCs w:val="false"/>
-                <w:color w:val="000000"/>
-                <w:sz w:val="18"/>
-                <w:szCs w:val="18"/>
-              </w:rPr>
-              <w:t xml:space="preserve">(d) Explain why the efficiency of any real machine, including the spanner, is always below 100%. (2 marks)</w:t>
+              <w:t xml:space="preserve">Use conservation of energy.</w:t>
+            </w:r>
+          </w:p>
+          <w:p>
+            <w:pPr>
+              <w:spacing w:after="40" w:before="0"/>
+              <w:jc w:val="left"/>
+            </w:pPr>
+            <w:r>
+              <w:rPr>
+                <w:rFonts w:ascii="Arial" w:cs="Arial" w:eastAsia="Arial" w:hAnsi="Arial"/>
+                <w:b/>
+                <w:bCs/>
+                <w:i w:val="false"/>
+                <w:iCs w:val="false"/>
+                <w:color w:val="000000"/>
+                <w:sz w:val="18"/>
+                <w:szCs w:val="18"/>
+              </w:rPr>
+              <w:t xml:space="preserve"/>
+            </w:r>
+          </w:p>
+          <w:p>
+            <w:pPr>
+              <w:spacing w:after="40" w:before="0"/>
+              <w:jc w:val="left"/>
+            </w:pPr>
+            <w:r>
+              <w:rPr>
+                <w:rFonts w:ascii="Arial" w:cs="Arial" w:eastAsia="Arial" w:hAnsi="Arial"/>
+                <w:b/>
+                <w:bCs/>
+                <w:i w:val="false"/>
+                <w:iCs w:val="false"/>
+                <w:color w:val="000000"/>
+                <w:sz w:val="18"/>
+                <w:szCs w:val="18"/>
+              </w:rPr>
+              <w:t xml:space="preserve">(a) Where does the energy come from to lift the bucket, and can the pulley create energy? Explain.</w:t>
+            </w:r>
+          </w:p>
+          <w:p>
+            <w:pPr>
+              <w:spacing w:after="40" w:before="0"/>
+              <w:jc w:val="left"/>
+            </w:pPr>
+            <w:r>
+              <w:rPr>
+                <w:rFonts w:ascii="Arial" w:cs="Arial" w:eastAsia="Arial" w:hAnsi="Arial"/>
+                <w:b/>
+                <w:bCs/>
+                <w:i w:val="false"/>
+                <w:iCs w:val="false"/>
+                <w:color w:val="000000"/>
+                <w:sz w:val="18"/>
+                <w:szCs w:val="18"/>
+              </w:rPr>
+              <w:t xml:space="preserve">(b) In the pulley lift, the bucket gains 1600 J of PE but Mwende does 2000 J of work. Calculate the difference and explain where this energy goes. Is it destroyed?</w:t>
+            </w:r>
+          </w:p>
+          <w:p>
+            <w:pPr>
+              <w:spacing w:after="40" w:before="0"/>
+              <w:jc w:val="left"/>
+            </w:pPr>
+            <w:r>
+              <w:rPr>
+                <w:rFonts w:ascii="Arial" w:cs="Arial" w:eastAsia="Arial" w:hAnsi="Arial"/>
+                <w:b/>
+                <w:bCs/>
+                <w:i w:val="false"/>
+                <w:iCs w:val="false"/>
+                <w:color w:val="000000"/>
+                <w:sz w:val="18"/>
+                <w:szCs w:val="18"/>
+              </w:rPr>
+              <w:t xml:space="preserve">(c) In Lesson 4, a real bucket fell from 8 m and hit the water at 11 m/s. Calculate its KE at the water using KE = ½mv², and the energy transferred to the surroundings, given that its PE at the top was 1600 J. How does this help you explain your answer to (b)?</w:t>
             </w:r>
           </w:p>
         </w:tc>
@@ -1634,64 +1437,45 @@
                 <w:sz w:val="18"/>
                 <w:szCs w:val="18"/>
               </w:rPr>
-              <w:t xml:space="preserve">(a) MA = Load ÷ Effort. VR = effort distance ÷ load distance. Efficiency (%) = (MA ÷ VR) × 100%.</w:t>
-            </w:r>
-          </w:p>
-          <w:p>
-            <w:pPr>
-              <w:spacing w:after="40" w:before="0"/>
-              <w:jc w:val="left"/>
-            </w:pPr>
-            <w:r>
-              <w:rPr>
-                <w:rFonts w:ascii="Arial" w:cs="Arial" w:eastAsia="Arial" w:hAnsi="Arial"/>
-                <w:b w:val="false"/>
-                <w:bCs w:val="false"/>
-                <w:i w:val="false"/>
-                <w:iCs w:val="false"/>
-                <w:color w:val="000000"/>
-                <w:sz w:val="18"/>
-                <w:szCs w:val="18"/>
-              </w:rPr>
-              <w:t xml:space="preserve">(b) The pipe makes the effort arm longer, which increases the mechanical advantage, so a smaller effort (force) can overcome the nut's resistance. The cost is that the mechanic's hand must move through a larger distance than the load (the nut's edge) moves. The machine trades force for distance.</w:t>
-            </w:r>
-          </w:p>
-          <w:p>
-            <w:pPr>
-              <w:spacing w:after="40" w:before="0"/>
-              <w:jc w:val="left"/>
-            </w:pPr>
-            <w:r>
-              <w:rPr>
-                <w:rFonts w:ascii="Arial" w:cs="Arial" w:eastAsia="Arial" w:hAnsi="Arial"/>
-                <w:b w:val="false"/>
-                <w:bCs w:val="false"/>
-                <w:i w:val="false"/>
-                <w:iCs w:val="false"/>
-                <w:color w:val="000000"/>
-                <w:sz w:val="18"/>
-                <w:szCs w:val="18"/>
-              </w:rPr>
-              <w:t xml:space="preserve">(c) I disagree. No machine creates extra energy. The work the mechanic puts in is shared between useful work on the nut and work done against friction (W_in = W_out + W_friction), so the work out can never be greater than the work in. The long spanner only redistributes force and distance: a smaller effort over a larger effort distance does the job that a larger force over a smaller distance would otherwise do.</w:t>
-            </w:r>
-          </w:p>
-          <w:p>
-            <w:pPr>
-              <w:spacing w:after="40" w:before="0"/>
-              <w:jc w:val="left"/>
-            </w:pPr>
-            <w:r>
-              <w:rPr>
-                <w:rFonts w:ascii="Arial" w:cs="Arial" w:eastAsia="Arial" w:hAnsi="Arial"/>
-                <w:b w:val="false"/>
-                <w:bCs w:val="false"/>
-                <w:i w:val="false"/>
-                <w:iCs w:val="false"/>
-                <w:color w:val="000000"/>
-                <w:sz w:val="18"/>
-                <w:szCs w:val="18"/>
-              </w:rPr>
-              <w:t xml:space="preserve">(d) In an ideal machine with no friction, work out equals work in and MA equals VR. In a real machine, friction in the nut threads and at the spanner joints changes some of the work input into heat. The useful work output is therefore less than the total work input, so efficiency (MA ÷ VR × 100%) is below 100%.</w:t>
+              <w:t xml:space="preserve">(a) The energy comes from the chemical energy in the person's body, from food such as ugali and githeri. The pulley cannot create energy, because energy is never created or destroyed, only transformed or transferred.</w:t>
+            </w:r>
+          </w:p>
+          <w:p>
+            <w:pPr>
+              <w:spacing w:after="40" w:before="0"/>
+              <w:jc w:val="left"/>
+            </w:pPr>
+            <w:r>
+              <w:rPr>
+                <w:rFonts w:ascii="Arial" w:cs="Arial" w:eastAsia="Arial" w:hAnsi="Arial"/>
+                <w:b w:val="false"/>
+                <w:bCs w:val="false"/>
+                <w:i w:val="false"/>
+                <w:iCs w:val="false"/>
+                <w:color w:val="000000"/>
+                <w:sz w:val="18"/>
+                <w:szCs w:val="18"/>
+              </w:rPr>
+              <w:t xml:space="preserve">(b) 2000 J - 1600 J = 400 J. This 400 J is transferred as heat (and a little sound) to the surroundings by friction in the pulleys and rope. It is not destroyed, so energy is conserved: 2000 J input = 1600 J of PE + 400 J of heat.</w:t>
+            </w:r>
+          </w:p>
+          <w:p>
+            <w:pPr>
+              <w:spacing w:after="40" w:before="0"/>
+              <w:jc w:val="left"/>
+            </w:pPr>
+            <w:r>
+              <w:rPr>
+                <w:rFonts w:ascii="Arial" w:cs="Arial" w:eastAsia="Arial" w:hAnsi="Arial"/>
+                <w:b w:val="false"/>
+                <w:bCs w:val="false"/>
+                <w:i w:val="false"/>
+                <w:iCs w:val="false"/>
+                <w:color w:val="000000"/>
+                <w:sz w:val="18"/>
+                <w:szCs w:val="18"/>
+              </w:rPr>
+              <w:t xml:space="preserve">(c) KE = ½ x 20 kg x (11 m/s)² = ½ x 20 x 121 = 1210 J. Energy transferred = 1600 J - 1210 J = 390 J, which went to heat, sound and air/rope friction. This shows that in real systems 'lost' energy is transferred to the surroundings, not destroyed. In the same way, friction in the pulley system transfers 400 J to heat.</w:t>
             </w:r>
           </w:p>
         </w:tc>
@@ -1752,7 +1536,7 @@
                 <w:sz w:val="22"/>
                 <w:szCs w:val="22"/>
               </w:rPr>
-              <w:t xml:space="preserve">Section 5: The Full Story and Power</w:t>
+              <w:t xml:space="preserve">Part 4: Machines, MA, VR and efficiency</w:t>
             </w:r>
           </w:p>
         </w:tc>
@@ -1786,45 +1570,102 @@
                 <w:sz w:val="18"/>
                 <w:szCs w:val="18"/>
               </w:rPr>
-              <w:t xml:space="preserve">Now put the whole unit together to answer the driving question: Why can the jua kali mechanic loosen the wheel nut effortlessly with a long spanner when a short one fails, and where does the energy go when friction makes the nut hot?</w:t>
-            </w:r>
-          </w:p>
-          <w:p>
-            <w:pPr>
-              <w:spacing w:after="40" w:before="0"/>
-              <w:jc w:val="left"/>
-            </w:pPr>
-            <w:r>
-              <w:rPr>
-                <w:rFonts w:ascii="Arial" w:cs="Arial" w:eastAsia="Arial" w:hAnsi="Arial"/>
-                <w:b/>
-                <w:bCs/>
-                <w:i w:val="false"/>
-                <w:iCs w:val="false"/>
-                <w:color w:val="000000"/>
-                <w:sz w:val="18"/>
-                <w:szCs w:val="18"/>
-              </w:rPr>
-              <w:t xml:space="preserve">Write a clear explanation of about 6 to 8 sentences. Use at least four of these terms correctly: work, mechanical advantage, velocity ratio, friction, thermal energy, efficiency, conservation of energy, power.</w:t>
-            </w:r>
-          </w:p>
-          <w:p>
-            <w:pPr>
-              <w:spacing w:after="40" w:before="0"/>
-              <w:jc w:val="left"/>
-            </w:pPr>
-            <w:r>
-              <w:rPr>
-                <w:rFonts w:ascii="Arial" w:cs="Arial" w:eastAsia="Arial" w:hAnsi="Arial"/>
-                <w:b/>
-                <w:bCs/>
-                <w:i w:val="false"/>
-                <w:iCs w:val="false"/>
-                <w:color w:val="000000"/>
-                <w:sz w:val="18"/>
-                <w:szCs w:val="18"/>
-              </w:rPr>
-              <w:t xml:space="preserve">Then answer: Two mechanics loosen the same nut and do the same work, but one takes less time. Which one has the greater power? Write the formula for power and its unit. (Total: 8 marks for the explanation, 3 marks for power)</w:t>
+              <w:t xml:space="preserve">The pulley system has one fixed pulley and one movable pulley, with 2 rope sections supporting the bucket. The load is 200 N and the actual effort is 125 N. The rope is pulled 16 m while the bucket rises 8 m.</w:t>
+            </w:r>
+          </w:p>
+          <w:p>
+            <w:pPr>
+              <w:spacing w:after="40" w:before="0"/>
+              <w:jc w:val="left"/>
+            </w:pPr>
+            <w:r>
+              <w:rPr>
+                <w:rFonts w:ascii="Arial" w:cs="Arial" w:eastAsia="Arial" w:hAnsi="Arial"/>
+                <w:b/>
+                <w:bCs/>
+                <w:i w:val="false"/>
+                <w:iCs w:val="false"/>
+                <w:color w:val="000000"/>
+                <w:sz w:val="18"/>
+                <w:szCs w:val="18"/>
+              </w:rPr>
+              <w:t xml:space="preserve"/>
+            </w:r>
+          </w:p>
+          <w:p>
+            <w:pPr>
+              <w:spacing w:after="40" w:before="0"/>
+              <w:jc w:val="left"/>
+            </w:pPr>
+            <w:r>
+              <w:rPr>
+                <w:rFonts w:ascii="Arial" w:cs="Arial" w:eastAsia="Arial" w:hAnsi="Arial"/>
+                <w:b/>
+                <w:bCs/>
+                <w:i w:val="false"/>
+                <w:iCs w:val="false"/>
+                <w:color w:val="000000"/>
+                <w:sz w:val="18"/>
+                <w:szCs w:val="18"/>
+              </w:rPr>
+              <w:t xml:space="preserve">(a) Calculate the MA, the VR and the efficiency of the pulley system.</w:t>
+            </w:r>
+          </w:p>
+          <w:p>
+            <w:pPr>
+              <w:spacing w:after="40" w:before="0"/>
+              <w:jc w:val="left"/>
+            </w:pPr>
+            <w:r>
+              <w:rPr>
+                <w:rFonts w:ascii="Arial" w:cs="Arial" w:eastAsia="Arial" w:hAnsi="Arial"/>
+                <w:b/>
+                <w:bCs/>
+                <w:i w:val="false"/>
+                <w:iCs w:val="false"/>
+                <w:color w:val="000000"/>
+                <w:sz w:val="18"/>
+                <w:szCs w:val="18"/>
+              </w:rPr>
+              <w:t xml:space="preserve">(b) Calculate the effort needed if the pulley system had no friction (an ideal pulley system), using the VR.</w:t>
+            </w:r>
+          </w:p>
+          <w:p>
+            <w:pPr>
+              <w:spacing w:after="40" w:before="0"/>
+              <w:jc w:val="left"/>
+            </w:pPr>
+            <w:r>
+              <w:rPr>
+                <w:rFonts w:ascii="Arial" w:cs="Arial" w:eastAsia="Arial" w:hAnsi="Arial"/>
+                <w:b/>
+                <w:bCs/>
+                <w:i w:val="false"/>
+                <w:iCs w:val="false"/>
+                <w:color w:val="000000"/>
+                <w:sz w:val="18"/>
+                <w:szCs w:val="18"/>
+              </w:rPr>
+              <w:t xml:space="preserve">(c) A crowbar lifts a 400 N load with an effort of 125 N. The effort arm is 1.2 m and the load arm is 0.3 m. Calculate its MA, VR and efficiency, and say which is more efficient, the crowbar or the ramp that has an efficiency of 62.5%.</w:t>
+            </w:r>
+          </w:p>
+          <w:p>
+            <w:pPr>
+              <w:spacing w:after="40" w:before="0"/>
+              <w:jc w:val="left"/>
+            </w:pPr>
+            <w:r>
+              <w:rPr>
+                <w:rFonts w:ascii="Arial" w:cs="Arial" w:eastAsia="Arial" w:hAnsi="Arial"/>
+                <w:b/>
+                <w:bCs/>
+                <w:i w:val="false"/>
+                <w:iCs w:val="false"/>
+                <w:color w:val="000000"/>
+                <w:sz w:val="18"/>
+                <w:szCs w:val="18"/>
+              </w:rPr>
+              <w:t xml:space="preserve">(d) A single fixed pulley has VR = 1. What does it do, and why can a child still use it at the well?</w:t>
             </w:r>
           </w:p>
         </w:tc>
@@ -1856,26 +1697,191 @@
                 <w:sz w:val="18"/>
                 <w:szCs w:val="18"/>
               </w:rPr>
-              <w:t xml:space="preserve">The long spanner extension makes the effort arm longer, so the lever has a greater mechanical advantage. This means the mechanic needs a smaller force, but his hand moves through a larger distance than the load, so the machine trades force for distance. It does not create extra energy, because work in equals useful work out plus work done against friction (W_in = W_out + W_friction). With the short spanner there was no displacement in the data (d = 0), so no work was done in that row of the table, yet his muscular energy was still used up. Friction at the contact surfaces changed that energy into thermal energy, which is why the nut felt warm. The energy was not destroyed, because energy is always conserved, but it became thermal energy that spreads into the metal and cannot do useful work. Because of this friction, the work out is always less than the work in, so the efficiency of any real machine is always less than 100%.</w:t>
-            </w:r>
-          </w:p>
-          <w:p>
-            <w:pPr>
-              <w:spacing w:after="40" w:before="0"/>
-              <w:jc w:val="left"/>
-            </w:pPr>
-            <w:r>
-              <w:rPr>
-                <w:rFonts w:ascii="Arial" w:cs="Arial" w:eastAsia="Arial" w:hAnsi="Arial"/>
-                <w:b w:val="false"/>
-                <w:bCs w:val="false"/>
-                <w:i w:val="false"/>
-                <w:iCs w:val="false"/>
-                <w:color w:val="000000"/>
-                <w:sz w:val="18"/>
-                <w:szCs w:val="18"/>
-              </w:rPr>
-              <w:t xml:space="preserve">Power: the mechanic who takes less time to do the same work has the greater power. P = W/t, measured in watts (W), where 1 W = 1 J/s. Power measures how fast work is done, not how much work is done.</w:t>
+              <w:t xml:space="preserve">(a) MA = load/effort = 200/125 = 1.6. VR = effort distance/load distance = 16/8 = 2. Efficiency = (MA/VR) x 100% = (1.6/2) x 100% = 80%. (Check: useful work output 1600 J / work input 2000 J = 80%.)</w:t>
+            </w:r>
+          </w:p>
+          <w:p>
+            <w:pPr>
+              <w:spacing w:after="40" w:before="0"/>
+              <w:jc w:val="left"/>
+            </w:pPr>
+            <w:r>
+              <w:rPr>
+                <w:rFonts w:ascii="Arial" w:cs="Arial" w:eastAsia="Arial" w:hAnsi="Arial"/>
+                <w:b w:val="false"/>
+                <w:bCs w:val="false"/>
+                <w:i w:val="false"/>
+                <w:iCs w:val="false"/>
+                <w:color w:val="000000"/>
+                <w:sz w:val="18"/>
+                <w:szCs w:val="18"/>
+              </w:rPr>
+              <w:t xml:space="preserve">(b) With no friction, MA = VR = 2, so effort = 200 N / 2 = 100 N.</w:t>
+            </w:r>
+          </w:p>
+          <w:p>
+            <w:pPr>
+              <w:spacing w:after="40" w:before="0"/>
+              <w:jc w:val="left"/>
+            </w:pPr>
+            <w:r>
+              <w:rPr>
+                <w:rFonts w:ascii="Arial" w:cs="Arial" w:eastAsia="Arial" w:hAnsi="Arial"/>
+                <w:b w:val="false"/>
+                <w:bCs w:val="false"/>
+                <w:i w:val="false"/>
+                <w:iCs w:val="false"/>
+                <w:color w:val="000000"/>
+                <w:sz w:val="18"/>
+                <w:szCs w:val="18"/>
+              </w:rPr>
+              <w:t xml:space="preserve">(c) MA = 400/125 = 3.2. VR = 1.2/0.3 = 4. Efficiency = (3.2/4) x 100% = 80%. The crowbar (80%) is more efficient than the ramp (62.5%).</w:t>
+            </w:r>
+          </w:p>
+          <w:p>
+            <w:pPr>
+              <w:spacing w:after="40" w:before="0"/>
+              <w:jc w:val="left"/>
+            </w:pPr>
+            <w:r>
+              <w:rPr>
+                <w:rFonts w:ascii="Arial" w:cs="Arial" w:eastAsia="Arial" w:hAnsi="Arial"/>
+                <w:b w:val="false"/>
+                <w:bCs w:val="false"/>
+                <w:i w:val="false"/>
+                <w:iCs w:val="false"/>
+                <w:color w:val="000000"/>
+                <w:sz w:val="18"/>
+                <w:szCs w:val="18"/>
+              </w:rPr>
+              <w:t xml:space="preserve">(d) A single fixed pulley with VR = 1 only changes the direction of the force; the effort is still about 200 N. A child can pull downwards using body weight, but it does not reduce the force needed. The effort is reduced when the second, movable pulley is added.</w:t>
+            </w:r>
+          </w:p>
+        </w:tc>
+      </w:tr>
+    </w:tbl>
+    <w:p>
+      <w:pPr>
+        <w:spacing w:after="120"/>
+      </w:pPr>
+      <w:r>
+        <w:t xml:space="preserve"/>
+      </w:r>
+    </w:p>
+    <w:tbl>
+      <w:tblPr>
+        <w:tblW w:type="dxa" w:w="13680"/>
+        <w:tblBorders>
+          <w:top w:val="single" w:color="AAAAAA" w:sz="4"/>
+          <w:left w:val="single" w:color="AAAAAA" w:sz="4"/>
+          <w:bottom w:val="single" w:color="AAAAAA" w:sz="4"/>
+          <w:right w:val="single" w:color="AAAAAA" w:sz="4"/>
+          <w:insideH w:val="single" w:color="auto" w:sz="4"/>
+          <w:insideV w:val="single" w:color="auto" w:sz="4"/>
+        </w:tblBorders>
+        <w:tblLayout w:type="fixed"/>
+      </w:tblPr>
+      <w:tblGrid>
+        <w:gridCol w:w="3000"/>
+        <w:gridCol w:w="10680"/>
+      </w:tblGrid>
+      <w:tr>
+        <w:tc>
+          <w:tcPr>
+            <w:tcW w:type="dxa" w:w="13680"/>
+            <w:gridSpan w:val="2"/>
+            <w:shd w:fill="1F3864" w:color="auto" w:val="clear"/>
+            <w:tcMar>
+              <w:top w:type="dxa" w:w="60"/>
+              <w:left w:type="dxa" w:w="120"/>
+              <w:bottom w:type="dxa" w:w="60"/>
+              <w:right w:type="dxa" w:w="120"/>
+            </w:tcMar>
+            <w:vAlign w:val="top"/>
+          </w:tcPr>
+          <w:p>
+            <w:pPr>
+              <w:spacing w:after="40" w:before="0"/>
+              <w:jc w:val="center"/>
+            </w:pPr>
+            <w:r>
+              <w:rPr>
+                <w:rFonts w:ascii="Arial" w:cs="Arial" w:eastAsia="Arial" w:hAnsi="Arial"/>
+                <w:b/>
+                <w:bCs/>
+                <w:i w:val="false"/>
+                <w:iCs w:val="false"/>
+                <w:color w:val="FFFFFF"/>
+                <w:sz w:val="22"/>
+                <w:szCs w:val="22"/>
+              </w:rPr>
+              <w:t xml:space="preserve">Part 5: Final explanation</w:t>
+            </w:r>
+          </w:p>
+        </w:tc>
+      </w:tr>
+      <w:tr>
+        <w:tc>
+          <w:tcPr>
+            <w:tcW w:type="dxa" w:w="3000"/>
+            <w:shd w:fill="D9EEF1" w:color="auto" w:val="clear"/>
+            <w:tcMar>
+              <w:top w:type="dxa" w:w="60"/>
+              <w:left w:type="dxa" w:w="120"/>
+              <w:bottom w:type="dxa" w:w="60"/>
+              <w:right w:type="dxa" w:w="120"/>
+            </w:tcMar>
+            <w:vAlign w:val="top"/>
+          </w:tcPr>
+          <w:p>
+            <w:pPr>
+              <w:spacing w:after="40" w:before="0"/>
+              <w:jc w:val="left"/>
+            </w:pPr>
+            <w:r>
+              <w:rPr>
+                <w:rFonts w:ascii="Arial" w:cs="Arial" w:eastAsia="Arial" w:hAnsi="Arial"/>
+                <w:b/>
+                <w:bCs/>
+                <w:i w:val="false"/>
+                <w:iCs w:val="false"/>
+                <w:color w:val="000000"/>
+                <w:sz w:val="18"/>
+                <w:szCs w:val="18"/>
+              </w:rPr>
+              <w:t xml:space="preserve">Write a complete explanation (6 to 8 sentences) that answers the driving question: How do pulleys reduce the effort needed to lift water, and how does energy transfer in the process? Include: (i) the energy the bucket gains, (ii) the effort and the rope distance in the hand lift and in the pulley lift, (iii) where the energy comes from, (iv) what happens to the energy that does not become PE, and (v) the statement about conservation of energy. Use the numbers from the Kitui well.</w:t>
+            </w:r>
+          </w:p>
+        </w:tc>
+        <w:tc>
+          <w:tcPr>
+            <w:tcW w:type="dxa" w:w="10680"/>
+            <w:shd w:fill="FFFFFF" w:color="auto" w:val="clear"/>
+            <w:tcMar>
+              <w:top w:type="dxa" w:w="60"/>
+              <w:left w:type="dxa" w:w="120"/>
+              <w:bottom w:type="dxa" w:w="60"/>
+              <w:right w:type="dxa" w:w="120"/>
+            </w:tcMar>
+            <w:vAlign w:val="top"/>
+          </w:tcPr>
+          <w:p>
+            <w:pPr>
+              <w:spacing w:after="40" w:before="0"/>
+              <w:jc w:val="left"/>
+            </w:pPr>
+            <w:r>
+              <w:rPr>
+                <w:rFonts w:ascii="Arial" w:cs="Arial" w:eastAsia="Arial" w:hAnsi="Arial"/>
+                <w:b w:val="false"/>
+                <w:bCs w:val="false"/>
+                <w:i w:val="false"/>
+                <w:iCs w:val="false"/>
+                <w:color w:val="000000"/>
+                <w:sz w:val="18"/>
+                <w:szCs w:val="18"/>
+              </w:rPr>
+              <w:t xml:space="preserve">The 20 kg bucket (200 N) gains 1600 J of potential energy when raised 8 m, whether Mama Kavata lifts it by hand or Mwende uses the pulley system, because the same weight is raised the same height. In the hand lift the effort is 200 N over 8 m, which is 1600 J of work. With the pulley system, Mwende pulls with only 125 N, but she pulls the rope 16 m, so she does 125 N x 16 m = 2000 J of work. The pulley does not give extra energy or reduce the work needed; it trades a smaller force for a longer distance, which is why the bucket feels lighter and a child can lift it. The energy comes from the chemical energy in her body from food such as ugali and githeri. Of the 2000 J put in, 1600 J becomes the PE of the bucket and 400 J (20%) is transferred as heat, and a little sound, by friction in the pulleys and rope, so the efficiency is 80%. Energy is conserved overall because none is created or destroyed; it is only transferred and transformed.</w:t>
             </w:r>
           </w:p>
         </w:tc>
@@ -2102,7 +2108,7 @@
                 <w:sz w:val="18"/>
                 <w:szCs w:val="18"/>
               </w:rPr>
-              <w:t xml:space="preserve">Calculations and use of formulae (KE, PE, work)</w:t>
+              <w:t xml:space="preserve">Use of data and calculations</w:t>
             </w:r>
           </w:p>
         </w:tc>
@@ -2134,7 +2140,7 @@
                 <w:sz w:val="18"/>
                 <w:szCs w:val="18"/>
               </w:rPr>
-              <w:t xml:space="preserve">All calculations are correct, with formulae stated, steps shown and units given. The meaning of d = 0 and the effect of doubling speed are explained correctly.</w:t>
+              <w:t xml:space="preserve">All calculations (PE, work, power, KE, MA, VR, efficiency) are correct, use g = 10 N/kg, show steps and give correct units.</w:t>
             </w:r>
           </w:p>
         </w:tc>
@@ -2166,7 +2172,7 @@
                 <w:sz w:val="18"/>
                 <w:szCs w:val="18"/>
               </w:rPr>
-              <w:t xml:space="preserve">Most calculations are correct with formulae and units. There may be a small slip in a step or a unit, or the explanation of zero work or of doubling speed is incomplete.</w:t>
+              <w:t xml:space="preserve">Most calculations are correct with steps; one or two small slips in units or arithmetic.</w:t>
             </w:r>
           </w:p>
         </w:tc>
@@ -2198,7 +2204,7 @@
                 <w:sz w:val="18"/>
                 <w:szCs w:val="18"/>
               </w:rPr>
-              <w:t xml:space="preserve">Formulae are missing or wrongly used. Calculations have several errors or no units, and zero work is not explained.</w:t>
+              <w:t xml:space="preserve">Several calculations are missing, incorrect or have no units or working.</w:t>
             </w:r>
           </w:p>
         </w:tc>
@@ -2232,7 +2238,7 @@
                 <w:sz w:val="18"/>
                 <w:szCs w:val="18"/>
               </w:rPr>
-              <w:t xml:space="preserve">Explaining energy transformation and dissipation (friction and heat)</w:t>
+              <w:t xml:space="preserve">Explaining why the pulley feels easier</w:t>
             </w:r>
           </w:p>
         </w:tc>
@@ -2264,7 +2270,7 @@
                 <w:sz w:val="18"/>
                 <w:szCs w:val="18"/>
               </w:rPr>
-              <w:t xml:space="preserve">Clearly explains that friction changes muscular energy into thermal energy, uses W_in = W_out + W_friction, and correctly argues that energy is conserved and not destroyed.</w:t>
+              <w:t xml:space="preserve">Clearly states a smaller force (125 N vs 200 N) over a longer distance (16 m vs 8 m) and that the work needed is not reduced.</w:t>
             </w:r>
           </w:p>
         </w:tc>
@@ -2296,7 +2302,7 @@
                 <w:sz w:val="18"/>
                 <w:szCs w:val="18"/>
               </w:rPr>
-              <w:t xml:space="preserve">States that friction produces heat and that energy is conserved, but the link to work against friction or the equation is thin or partly missing.</w:t>
+              <w:t xml:space="preserve">States the smaller force and longer distance but is unclear about the work.</w:t>
             </w:r>
           </w:p>
         </w:tc>
@@ -2328,7 +2334,7 @@
                 <w:sz w:val="18"/>
                 <w:szCs w:val="18"/>
               </w:rPr>
-              <w:t xml:space="preserve">Says energy is lost or destroyed, or gives no mechanism for the warm nut.</w:t>
+              <w:t xml:space="preserve">Says the pulley makes lifting easier without describing force and distance, or claims the pulley reduces work or gives energy.</w:t>
             </w:r>
           </w:p>
         </w:tc>
@@ -2362,7 +2368,7 @@
                 <w:sz w:val="18"/>
                 <w:szCs w:val="18"/>
               </w:rPr>
-              <w:t xml:space="preserve">Explaining machines, MA, VR and efficiency</w:t>
+              <w:t xml:space="preserve">Energy source, transfer and conservation</w:t>
             </w:r>
           </w:p>
         </w:tc>
@@ -2394,7 +2400,7 @@
                 <w:sz w:val="18"/>
                 <w:szCs w:val="18"/>
               </w:rPr>
-              <w:t xml:space="preserve">Explains that the longer effort arm raises MA and that force is traded for distance. States that no machine creates energy and that efficiency is below 100% because friction makes work out less than work in.</w:t>
+              <w:t xml:space="preserve">Identifies the chemical energy from food as the source, accounts for 2000 J = 1600 J PE + 400 J heat, and states that energy is conserved and not destroyed.</w:t>
             </w:r>
           </w:p>
         </w:tc>
@@ -2426,7 +2432,7 @@
                 <w:sz w:val="18"/>
                 <w:szCs w:val="18"/>
               </w:rPr>
-              <w:t xml:space="preserve">Explains the lever advantage correctly but is vague about the force-distance trade or about why efficiency is below 100%.</w:t>
+              <w:t xml:space="preserve">Identifies the energy source and the 400 J as heat, but conservation is incompletely stated.</w:t>
             </w:r>
           </w:p>
         </w:tc>
@@ -2458,7 +2464,7 @@
                 <w:sz w:val="18"/>
                 <w:szCs w:val="18"/>
               </w:rPr>
-              <w:t xml:space="preserve">Suggests the machine gives extra energy, or cannot state the MA, VR or efficiency formulae.</w:t>
+              <w:t xml:space="preserve">Does not identify the source, or says the energy is lost or destroyed.</w:t>
             </w:r>
           </w:p>
         </w:tc>
@@ -2492,7 +2498,7 @@
                 <w:sz w:val="18"/>
                 <w:szCs w:val="18"/>
               </w:rPr>
-              <w:t xml:space="preserve">Integrated explanation of the phenomenon and use of vocabulary</w:t>
+              <w:t xml:space="preserve">Machine terms and efficiency</w:t>
             </w:r>
           </w:p>
         </w:tc>
@@ -2524,7 +2530,7 @@
                 <w:sz w:val="18"/>
                 <w:szCs w:val="18"/>
               </w:rPr>
-              <w:t xml:space="preserve">A coherent, linked explanation of both puzzles that uses at least four unit terms correctly, with power distinguished as rate of working (P = W/t, watts).</w:t>
+              <w:t xml:space="preserve">Correctly defines and calculates MA, VR and efficiency, and compares machines and the fixed pulley accurately.</w:t>
             </w:r>
           </w:p>
         </w:tc>
@@ -2556,7 +2562,7 @@
                 <w:sz w:val="18"/>
                 <w:szCs w:val="18"/>
               </w:rPr>
-              <w:t xml:space="preserve">A mostly connected explanation using four terms, with minor misuse, or a power answer that is correct but incomplete.</w:t>
+              <w:t xml:space="preserve">Calculates most of MA, VR and efficiency correctly with minor errors in comparison.</w:t>
             </w:r>
           </w:p>
         </w:tc>
@@ -2588,7 +2594,137 @@
                 <w:sz w:val="18"/>
                 <w:szCs w:val="18"/>
               </w:rPr>
-              <w:t xml:space="preserve">A list of facts that does not link to the mechanic, uses fewer than four terms, or confuses power with work.</w:t>
+              <w:t xml:space="preserve">Confuses MA, VR and efficiency or cannot calculate them.</w:t>
+            </w:r>
+          </w:p>
+        </w:tc>
+      </w:tr>
+      <w:tr>
+        <w:tc>
+          <w:tcPr>
+            <w:tcW w:type="dxa" w:w="3000"/>
+            <w:shd w:fill="D5E8F0" w:color="auto" w:val="clear"/>
+            <w:tcMar>
+              <w:top w:type="dxa" w:w="60"/>
+              <w:left w:type="dxa" w:w="120"/>
+              <w:bottom w:type="dxa" w:w="60"/>
+              <w:right w:type="dxa" w:w="120"/>
+            </w:tcMar>
+            <w:vAlign w:val="top"/>
+          </w:tcPr>
+          <w:p>
+            <w:pPr>
+              <w:spacing w:after="40" w:before="0"/>
+              <w:jc w:val="left"/>
+            </w:pPr>
+            <w:r>
+              <w:rPr>
+                <w:rFonts w:ascii="Arial" w:cs="Arial" w:eastAsia="Arial" w:hAnsi="Arial"/>
+                <w:b w:val="false"/>
+                <w:bCs w:val="false"/>
+                <w:i w:val="false"/>
+                <w:iCs w:val="false"/>
+                <w:color w:val="000000"/>
+                <w:sz w:val="18"/>
+                <w:szCs w:val="18"/>
+              </w:rPr>
+              <w:t xml:space="preserve">Scientific communication</w:t>
+            </w:r>
+          </w:p>
+        </w:tc>
+        <w:tc>
+          <w:tcPr>
+            <w:tcW w:type="dxa" w:w="3560"/>
+            <w:shd w:fill="FFFFFF" w:color="auto" w:val="clear"/>
+            <w:tcMar>
+              <w:top w:type="dxa" w:w="60"/>
+              <w:left w:type="dxa" w:w="120"/>
+              <w:bottom w:type="dxa" w:w="60"/>
+              <w:right w:type="dxa" w:w="120"/>
+            </w:tcMar>
+            <w:vAlign w:val="top"/>
+          </w:tcPr>
+          <w:p>
+            <w:pPr>
+              <w:spacing w:after="40" w:before="0"/>
+              <w:jc w:val="left"/>
+            </w:pPr>
+            <w:r>
+              <w:rPr>
+                <w:rFonts w:ascii="Arial" w:cs="Arial" w:eastAsia="Arial" w:hAnsi="Arial"/>
+                <w:b w:val="false"/>
+                <w:bCs w:val="false"/>
+                <w:i w:val="false"/>
+                <w:iCs w:val="false"/>
+                <w:color w:val="000000"/>
+                <w:sz w:val="18"/>
+                <w:szCs w:val="18"/>
+              </w:rPr>
+              <w:t xml:space="preserve">The explanation is organised, uses scientific terms accurately and refers to the Kitui well data throughout.</w:t>
+            </w:r>
+          </w:p>
+        </w:tc>
+        <w:tc>
+          <w:tcPr>
+            <w:tcW w:type="dxa" w:w="3560"/>
+            <w:shd w:fill="F2F2F2" w:color="auto" w:val="clear"/>
+            <w:tcMar>
+              <w:top w:type="dxa" w:w="60"/>
+              <w:left w:type="dxa" w:w="120"/>
+              <w:bottom w:type="dxa" w:w="60"/>
+              <w:right w:type="dxa" w:w="120"/>
+            </w:tcMar>
+            <w:vAlign w:val="top"/>
+          </w:tcPr>
+          <w:p>
+            <w:pPr>
+              <w:spacing w:after="40" w:before="0"/>
+              <w:jc w:val="left"/>
+            </w:pPr>
+            <w:r>
+              <w:rPr>
+                <w:rFonts w:ascii="Arial" w:cs="Arial" w:eastAsia="Arial" w:hAnsi="Arial"/>
+                <w:b w:val="false"/>
+                <w:bCs w:val="false"/>
+                <w:i w:val="false"/>
+                <w:iCs w:val="false"/>
+                <w:color w:val="000000"/>
+                <w:sz w:val="18"/>
+                <w:szCs w:val="18"/>
+              </w:rPr>
+              <w:t xml:space="preserve">The explanation is mostly clear with some terms used loosely.</w:t>
+            </w:r>
+          </w:p>
+        </w:tc>
+        <w:tc>
+          <w:tcPr>
+            <w:tcW w:type="dxa" w:w="3560"/>
+            <w:shd w:fill="FFFFFF" w:color="auto" w:val="clear"/>
+            <w:tcMar>
+              <w:top w:type="dxa" w:w="60"/>
+              <w:left w:type="dxa" w:w="120"/>
+              <w:bottom w:type="dxa" w:w="60"/>
+              <w:right w:type="dxa" w:w="120"/>
+            </w:tcMar>
+            <w:vAlign w:val="top"/>
+          </w:tcPr>
+          <w:p>
+            <w:pPr>
+              <w:spacing w:after="40" w:before="0"/>
+              <w:jc w:val="left"/>
+            </w:pPr>
+            <w:r>
+              <w:rPr>
+                <w:rFonts w:ascii="Arial" w:cs="Arial" w:eastAsia="Arial" w:hAnsi="Arial"/>
+                <w:b w:val="false"/>
+                <w:bCs w:val="false"/>
+                <w:i w:val="false"/>
+                <w:iCs w:val="false"/>
+                <w:color w:val="000000"/>
+                <w:sz w:val="18"/>
+                <w:szCs w:val="18"/>
+              </w:rPr>
+              <w:t xml:space="preserve">The explanation is disorganised or uses few scientific terms.</w:t>
             </w:r>
           </w:p>
         </w:tc>
@@ -2712,7 +2848,7 @@
         </w:rPr>
         <w:t xml:space="preserve">© 2026 SeaVuria and ARES. This work is licensed under a </w:t>
       </w:r>
-      <w:hyperlink w:history="1" r:id="rId7r9ncen8bgtzdtlfaspve">
+      <w:hyperlink w:history="1" r:id="rIdefi8afqo942yifs5nwnqv">
         <w:r>
           <w:rPr>
             <w:rFonts w:ascii="Arial" w:cs="Arial" w:eastAsia="Arial" w:hAnsi="Arial"/>
@@ -2732,7 +2868,7 @@
         </w:rPr>
         <w:t xml:space="preserve"> (</w:t>
       </w:r>
-      <w:hyperlink w:history="1" r:id="rIdcjulmwg6k0hjedbsy-9zc">
+      <w:hyperlink w:history="1" r:id="rIddpwrpekfrypqr6pej3xpo">
         <w:r>
           <w:rPr>
             <w:rFonts w:ascii="Arial" w:cs="Arial" w:eastAsia="Arial" w:hAnsi="Arial"/>
@@ -2752,7 +2888,7 @@
         </w:rPr>
         <w:t xml:space="preserve">). To view a copy of this license, visit </w:t>
       </w:r>
-      <w:hyperlink w:history="1" r:id="rIdztiz5ow3manevkecf5_qu">
+      <w:hyperlink w:history="1" r:id="rIdzbvi5llxxmbcarqvvfpii">
         <w:r>
           <w:rPr>
             <w:rFonts w:ascii="Arial" w:cs="Arial" w:eastAsia="Arial" w:hAnsi="Arial"/>

--- a/data/outputs/v2/Physics/SS1.4_Energy,_Work,_Power_and_Machines/Physics_Energy,_Work,_Power_and_Machines_FinalExplanation_TeacherKey.docx
+++ b/data/outputs/v2/Physics/SS1.4_Energy,_Work,_Power_and_Machines/Physics_Energy,_Work,_Power_and_Machines_FinalExplanation_TeacherKey.docx
@@ -4,6 +4,7 @@
   <w:body>
     <w:p>
       <w:pPr>
+        <w:keepNext w:val="false"/>
         <w:spacing w:after="30" w:before="0"/>
         <w:jc w:val="center"/>
       </w:pPr>
@@ -23,6 +24,7 @@
     </w:p>
     <w:p>
       <w:pPr>
+        <w:keepNext w:val="false"/>
         <w:spacing w:after="60" w:before="0"/>
         <w:jc w:val="center"/>
       </w:pPr>
@@ -81,6 +83,7 @@
           </w:tcPr>
           <w:p>
             <w:pPr>
+              <w:keepNext w:val="false"/>
               <w:spacing w:after="40" w:before="0"/>
               <w:jc w:val="center"/>
             </w:pPr>
@@ -116,6 +119,7 @@
           </w:tcPr>
           <w:p>
             <w:pPr>
+              <w:keepNext w:val="false"/>
               <w:spacing w:after="40" w:before="0"/>
               <w:jc w:val="center"/>
             </w:pPr>
@@ -176,6 +180,7 @@
           </w:tcPr>
           <w:p>
             <w:pPr>
+              <w:keepNext w:val="false"/>
               <w:spacing w:after="40" w:before="0"/>
               <w:jc w:val="center"/>
             </w:pPr>
@@ -210,6 +215,7 @@
           </w:tcPr>
           <w:p>
             <w:pPr>
+              <w:keepNext w:val="false"/>
               <w:spacing w:after="40" w:before="0"/>
               <w:jc w:val="left"/>
             </w:pPr>
@@ -271,6 +277,7 @@
           </w:tcPr>
           <w:p>
             <w:pPr>
+              <w:keepNext/>
               <w:spacing w:after="40" w:before="0"/>
               <w:jc w:val="center"/>
             </w:pPr>
@@ -305,6 +312,7 @@
           </w:tcPr>
           <w:p>
             <w:pPr>
+              <w:keepNext w:val="false"/>
               <w:spacing w:after="40" w:before="0"/>
               <w:jc w:val="left"/>
             </w:pPr>
@@ -324,6 +332,7 @@
           </w:p>
           <w:p>
             <w:pPr>
+              <w:keepNext w:val="false"/>
               <w:spacing w:after="40" w:before="0"/>
               <w:jc w:val="left"/>
             </w:pPr>
@@ -343,6 +352,7 @@
           </w:p>
           <w:p>
             <w:pPr>
+              <w:keepNext w:val="false"/>
               <w:spacing w:after="40" w:before="0"/>
               <w:jc w:val="left"/>
             </w:pPr>
@@ -362,6 +372,7 @@
           </w:p>
           <w:p>
             <w:pPr>
+              <w:keepNext w:val="false"/>
               <w:spacing w:after="40" w:before="0"/>
               <w:jc w:val="left"/>
             </w:pPr>
@@ -411,6 +422,7 @@
                 </w:tcPr>
                 <w:p>
                   <w:pPr>
+                    <w:keepNext w:val="false"/>
                     <w:spacing w:after="40" w:before="0"/>
                     <w:jc w:val="left"/>
                   </w:pPr>
@@ -443,6 +455,7 @@
                 </w:tcPr>
                 <w:p>
                   <w:pPr>
+                    <w:keepNext w:val="false"/>
                     <w:spacing w:after="40" w:before="0"/>
                     <w:jc w:val="left"/>
                   </w:pPr>
@@ -477,6 +490,7 @@
                 </w:tcPr>
                 <w:p>
                   <w:pPr>
+                    <w:keepNext w:val="false"/>
                     <w:spacing w:after="40" w:before="0"/>
                     <w:jc w:val="left"/>
                   </w:pPr>
@@ -509,6 +523,7 @@
                 </w:tcPr>
                 <w:p>
                   <w:pPr>
+                    <w:keepNext w:val="false"/>
                     <w:spacing w:after="40" w:before="0"/>
                     <w:jc w:val="left"/>
                   </w:pPr>
@@ -543,6 +558,7 @@
                 </w:tcPr>
                 <w:p>
                   <w:pPr>
+                    <w:keepNext w:val="false"/>
                     <w:spacing w:after="40" w:before="0"/>
                     <w:jc w:val="left"/>
                   </w:pPr>
@@ -575,6 +591,7 @@
                 </w:tcPr>
                 <w:p>
                   <w:pPr>
+                    <w:keepNext w:val="false"/>
                     <w:spacing w:after="40" w:before="0"/>
                     <w:jc w:val="left"/>
                   </w:pPr>
@@ -609,6 +626,7 @@
                 </w:tcPr>
                 <w:p>
                   <w:pPr>
+                    <w:keepNext w:val="false"/>
                     <w:spacing w:after="40" w:before="0"/>
                     <w:jc w:val="left"/>
                   </w:pPr>
@@ -641,6 +659,7 @@
                 </w:tcPr>
                 <w:p>
                   <w:pPr>
+                    <w:keepNext w:val="false"/>
                     <w:spacing w:after="40" w:before="0"/>
                     <w:jc w:val="left"/>
                   </w:pPr>
@@ -675,6 +694,7 @@
                 </w:tcPr>
                 <w:p>
                   <w:pPr>
+                    <w:keepNext w:val="false"/>
                     <w:spacing w:after="40" w:before="0"/>
                     <w:jc w:val="left"/>
                   </w:pPr>
@@ -707,6 +727,7 @@
                 </w:tcPr>
                 <w:p>
                   <w:pPr>
+                    <w:keepNext w:val="false"/>
                     <w:spacing w:after="40" w:before="0"/>
                     <w:jc w:val="left"/>
                   </w:pPr>
@@ -741,6 +762,7 @@
                 </w:tcPr>
                 <w:p>
                   <w:pPr>
+                    <w:keepNext w:val="false"/>
                     <w:spacing w:after="40" w:before="0"/>
                     <w:jc w:val="left"/>
                   </w:pPr>
@@ -773,6 +795,7 @@
                 </w:tcPr>
                 <w:p>
                   <w:pPr>
+                    <w:keepNext w:val="false"/>
                     <w:spacing w:after="40" w:before="0"/>
                     <w:jc w:val="left"/>
                   </w:pPr>
@@ -795,6 +818,7 @@
           </w:tbl>
           <w:p>
             <w:pPr>
+              <w:keepNext w:val="false"/>
               <w:spacing w:after="60" w:before="0"/>
               <w:jc w:val="left"/>
             </w:pPr>
@@ -814,6 +838,7 @@
           </w:p>
           <w:p>
             <w:pPr>
+              <w:keepNext w:val="false"/>
               <w:spacing w:after="40" w:before="0"/>
               <w:jc w:val="left"/>
             </w:pPr>
@@ -833,6 +858,7 @@
           </w:p>
           <w:p>
             <w:pPr>
+              <w:keepNext w:val="false"/>
               <w:spacing w:after="40" w:before="0"/>
               <w:jc w:val="left"/>
             </w:pPr>
@@ -852,6 +878,7 @@
           </w:p>
           <w:p>
             <w:pPr>
+              <w:keepNext w:val="false"/>
               <w:spacing w:after="40" w:before="0"/>
               <w:jc w:val="left"/>
             </w:pPr>
@@ -871,6 +898,7 @@
           </w:p>
           <w:p>
             <w:pPr>
+              <w:keepNext w:val="false"/>
               <w:spacing w:after="40" w:before="0"/>
               <w:jc w:val="left"/>
             </w:pPr>
@@ -890,6 +918,7 @@
           </w:p>
           <w:p>
             <w:pPr>
+              <w:keepNext w:val="false"/>
               <w:spacing w:after="60" w:before="0"/>
               <w:jc w:val="left"/>
             </w:pPr>
@@ -922,6 +951,7 @@
           </w:tcPr>
           <w:p>
             <w:pPr>
+              <w:keepNext w:val="false"/>
               <w:spacing w:after="40" w:before="0"/>
               <w:jc w:val="left"/>
             </w:pPr>
@@ -941,6 +971,7 @@
           </w:p>
           <w:p>
             <w:pPr>
+              <w:keepNext w:val="false"/>
               <w:spacing w:after="40" w:before="0"/>
               <w:jc w:val="left"/>
             </w:pPr>
@@ -960,6 +991,7 @@
           </w:p>
           <w:p>
             <w:pPr>
+              <w:keepNext w:val="false"/>
               <w:spacing w:after="40" w:before="0"/>
               <w:jc w:val="left"/>
             </w:pPr>
@@ -1021,6 +1053,7 @@
           </w:tcPr>
           <w:p>
             <w:pPr>
+              <w:keepNext/>
               <w:spacing w:after="40" w:before="0"/>
               <w:jc w:val="center"/>
             </w:pPr>
@@ -1055,6 +1088,7 @@
           </w:tcPr>
           <w:p>
             <w:pPr>
+              <w:keepNext w:val="false"/>
               <w:spacing w:after="40" w:before="0"/>
               <w:jc w:val="left"/>
             </w:pPr>
@@ -1074,6 +1108,7 @@
           </w:p>
           <w:p>
             <w:pPr>
+              <w:keepNext w:val="false"/>
               <w:spacing w:after="40" w:before="0"/>
               <w:jc w:val="left"/>
             </w:pPr>
@@ -1093,6 +1128,7 @@
           </w:p>
           <w:p>
             <w:pPr>
+              <w:keepNext w:val="false"/>
               <w:spacing w:after="40" w:before="0"/>
               <w:jc w:val="left"/>
             </w:pPr>
@@ -1112,6 +1148,7 @@
           </w:p>
           <w:p>
             <w:pPr>
+              <w:keepNext w:val="false"/>
               <w:spacing w:after="40" w:before="0"/>
               <w:jc w:val="left"/>
             </w:pPr>
@@ -1131,6 +1168,7 @@
           </w:p>
           <w:p>
             <w:pPr>
+              <w:keepNext w:val="false"/>
               <w:spacing w:after="40" w:before="0"/>
               <w:jc w:val="left"/>
             </w:pPr>
@@ -1163,6 +1201,7 @@
           </w:tcPr>
           <w:p>
             <w:pPr>
+              <w:keepNext w:val="false"/>
               <w:spacing w:after="40" w:before="0"/>
               <w:jc w:val="left"/>
             </w:pPr>
@@ -1182,6 +1221,7 @@
           </w:p>
           <w:p>
             <w:pPr>
+              <w:keepNext w:val="false"/>
               <w:spacing w:after="40" w:before="0"/>
               <w:jc w:val="left"/>
             </w:pPr>
@@ -1201,6 +1241,7 @@
           </w:p>
           <w:p>
             <w:pPr>
+              <w:keepNext w:val="false"/>
               <w:spacing w:after="40" w:before="0"/>
               <w:jc w:val="left"/>
             </w:pPr>
@@ -1220,6 +1261,7 @@
           </w:p>
           <w:p>
             <w:pPr>
+              <w:keepNext w:val="false"/>
               <w:spacing w:after="40" w:before="0"/>
               <w:jc w:val="left"/>
             </w:pPr>
@@ -1281,6 +1323,7 @@
           </w:tcPr>
           <w:p>
             <w:pPr>
+              <w:keepNext/>
               <w:spacing w:after="40" w:before="0"/>
               <w:jc w:val="center"/>
             </w:pPr>
@@ -1315,6 +1358,7 @@
           </w:tcPr>
           <w:p>
             <w:pPr>
+              <w:keepNext w:val="false"/>
               <w:spacing w:after="40" w:before="0"/>
               <w:jc w:val="left"/>
             </w:pPr>
@@ -1334,6 +1378,7 @@
           </w:p>
           <w:p>
             <w:pPr>
+              <w:keepNext w:val="false"/>
               <w:spacing w:after="40" w:before="0"/>
               <w:jc w:val="left"/>
             </w:pPr>
@@ -1353,6 +1398,7 @@
           </w:p>
           <w:p>
             <w:pPr>
+              <w:keepNext w:val="false"/>
               <w:spacing w:after="40" w:before="0"/>
               <w:jc w:val="left"/>
             </w:pPr>
@@ -1372,6 +1418,7 @@
           </w:p>
           <w:p>
             <w:pPr>
+              <w:keepNext w:val="false"/>
               <w:spacing w:after="40" w:before="0"/>
               <w:jc w:val="left"/>
             </w:pPr>
@@ -1391,6 +1438,7 @@
           </w:p>
           <w:p>
             <w:pPr>
+              <w:keepNext w:val="false"/>
               <w:spacing w:after="40" w:before="0"/>
               <w:jc w:val="left"/>
             </w:pPr>
@@ -1423,6 +1471,7 @@
           </w:tcPr>
           <w:p>
             <w:pPr>
+              <w:keepNext w:val="false"/>
               <w:spacing w:after="40" w:before="0"/>
               <w:jc w:val="left"/>
             </w:pPr>
@@ -1442,6 +1491,7 @@
           </w:p>
           <w:p>
             <w:pPr>
+              <w:keepNext w:val="false"/>
               <w:spacing w:after="40" w:before="0"/>
               <w:jc w:val="left"/>
             </w:pPr>
@@ -1461,6 +1511,7 @@
           </w:p>
           <w:p>
             <w:pPr>
+              <w:keepNext w:val="false"/>
               <w:spacing w:after="40" w:before="0"/>
               <w:jc w:val="left"/>
             </w:pPr>
@@ -1522,6 +1573,7 @@
           </w:tcPr>
           <w:p>
             <w:pPr>
+              <w:keepNext/>
               <w:spacing w:after="40" w:before="0"/>
               <w:jc w:val="center"/>
             </w:pPr>
@@ -1556,6 +1608,7 @@
           </w:tcPr>
           <w:p>
             <w:pPr>
+              <w:keepNext w:val="false"/>
               <w:spacing w:after="40" w:before="0"/>
               <w:jc w:val="left"/>
             </w:pPr>
@@ -1575,6 +1628,7 @@
           </w:p>
           <w:p>
             <w:pPr>
+              <w:keepNext w:val="false"/>
               <w:spacing w:after="40" w:before="0"/>
               <w:jc w:val="left"/>
             </w:pPr>
@@ -1594,6 +1648,7 @@
           </w:p>
           <w:p>
             <w:pPr>
+              <w:keepNext w:val="false"/>
               <w:spacing w:after="40" w:before="0"/>
               <w:jc w:val="left"/>
             </w:pPr>
@@ -1613,6 +1668,7 @@
           </w:p>
           <w:p>
             <w:pPr>
+              <w:keepNext w:val="false"/>
               <w:spacing w:after="40" w:before="0"/>
               <w:jc w:val="left"/>
             </w:pPr>
@@ -1632,6 +1688,7 @@
           </w:p>
           <w:p>
             <w:pPr>
+              <w:keepNext w:val="false"/>
               <w:spacing w:after="40" w:before="0"/>
               <w:jc w:val="left"/>
             </w:pPr>
@@ -1651,6 +1708,7 @@
           </w:p>
           <w:p>
             <w:pPr>
+              <w:keepNext w:val="false"/>
               <w:spacing w:after="40" w:before="0"/>
               <w:jc w:val="left"/>
             </w:pPr>
@@ -1683,6 +1741,7 @@
           </w:tcPr>
           <w:p>
             <w:pPr>
+              <w:keepNext w:val="false"/>
               <w:spacing w:after="40" w:before="0"/>
               <w:jc w:val="left"/>
             </w:pPr>
@@ -1702,6 +1761,7 @@
           </w:p>
           <w:p>
             <w:pPr>
+              <w:keepNext w:val="false"/>
               <w:spacing w:after="40" w:before="0"/>
               <w:jc w:val="left"/>
             </w:pPr>
@@ -1721,6 +1781,7 @@
           </w:p>
           <w:p>
             <w:pPr>
+              <w:keepNext w:val="false"/>
               <w:spacing w:after="40" w:before="0"/>
               <w:jc w:val="left"/>
             </w:pPr>
@@ -1740,6 +1801,7 @@
           </w:p>
           <w:p>
             <w:pPr>
+              <w:keepNext w:val="false"/>
               <w:spacing w:after="40" w:before="0"/>
               <w:jc w:val="left"/>
             </w:pPr>
@@ -1801,6 +1863,7 @@
           </w:tcPr>
           <w:p>
             <w:pPr>
+              <w:keepNext/>
               <w:spacing w:after="40" w:before="0"/>
               <w:jc w:val="center"/>
             </w:pPr>
@@ -1835,6 +1898,7 @@
           </w:tcPr>
           <w:p>
             <w:pPr>
+              <w:keepNext w:val="false"/>
               <w:spacing w:after="40" w:before="0"/>
               <w:jc w:val="left"/>
             </w:pPr>
@@ -1867,6 +1931,7 @@
           </w:tcPr>
           <w:p>
             <w:pPr>
+              <w:keepNext w:val="false"/>
               <w:spacing w:after="40" w:before="0"/>
               <w:jc w:val="left"/>
             </w:pPr>
@@ -1930,6 +1995,7 @@
           </w:tcPr>
           <w:p>
             <w:pPr>
+              <w:keepNext w:val="false"/>
               <w:spacing w:after="40" w:before="0"/>
               <w:jc w:val="center"/>
             </w:pPr>
@@ -1964,6 +2030,7 @@
           </w:tcPr>
           <w:p>
             <w:pPr>
+              <w:keepNext w:val="false"/>
               <w:spacing w:after="40" w:before="0"/>
               <w:jc w:val="left"/>
             </w:pPr>
@@ -1996,6 +2063,7 @@
           </w:tcPr>
           <w:p>
             <w:pPr>
+              <w:keepNext w:val="false"/>
               <w:spacing w:after="40" w:before="0"/>
               <w:jc w:val="left"/>
             </w:pPr>
@@ -2028,6 +2096,7 @@
           </w:tcPr>
           <w:p>
             <w:pPr>
+              <w:keepNext w:val="false"/>
               <w:spacing w:after="40" w:before="0"/>
               <w:jc w:val="left"/>
             </w:pPr>
@@ -2060,6 +2129,7 @@
           </w:tcPr>
           <w:p>
             <w:pPr>
+              <w:keepNext w:val="false"/>
               <w:spacing w:after="40" w:before="0"/>
               <w:jc w:val="left"/>
             </w:pPr>
@@ -2094,6 +2164,7 @@
           </w:tcPr>
           <w:p>
             <w:pPr>
+              <w:keepNext w:val="false"/>
               <w:spacing w:after="40" w:before="0"/>
               <w:jc w:val="left"/>
             </w:pPr>
@@ -2126,6 +2197,7 @@
           </w:tcPr>
           <w:p>
             <w:pPr>
+              <w:keepNext w:val="false"/>
               <w:spacing w:after="40" w:before="0"/>
               <w:jc w:val="left"/>
             </w:pPr>
@@ -2158,6 +2230,7 @@
           </w:tcPr>
           <w:p>
             <w:pPr>
+              <w:keepNext w:val="false"/>
               <w:spacing w:after="40" w:before="0"/>
               <w:jc w:val="left"/>
             </w:pPr>
@@ -2190,6 +2263,7 @@
           </w:tcPr>
           <w:p>
             <w:pPr>
+              <w:keepNext w:val="false"/>
               <w:spacing w:after="40" w:before="0"/>
               <w:jc w:val="left"/>
             </w:pPr>
@@ -2224,6 +2298,7 @@
           </w:tcPr>
           <w:p>
             <w:pPr>
+              <w:keepNext w:val="false"/>
               <w:spacing w:after="40" w:before="0"/>
               <w:jc w:val="left"/>
             </w:pPr>
@@ -2256,6 +2331,7 @@
           </w:tcPr>
           <w:p>
             <w:pPr>
+              <w:keepNext w:val="false"/>
               <w:spacing w:after="40" w:before="0"/>
               <w:jc w:val="left"/>
             </w:pPr>
@@ -2288,6 +2364,7 @@
           </w:tcPr>
           <w:p>
             <w:pPr>
+              <w:keepNext w:val="false"/>
               <w:spacing w:after="40" w:before="0"/>
               <w:jc w:val="left"/>
             </w:pPr>
@@ -2320,6 +2397,7 @@
           </w:tcPr>
           <w:p>
             <w:pPr>
+              <w:keepNext w:val="false"/>
               <w:spacing w:after="40" w:before="0"/>
               <w:jc w:val="left"/>
             </w:pPr>
@@ -2354,6 +2432,7 @@
           </w:tcPr>
           <w:p>
             <w:pPr>
+              <w:keepNext w:val="false"/>
               <w:spacing w:after="40" w:before="0"/>
               <w:jc w:val="left"/>
             </w:pPr>
@@ -2386,6 +2465,7 @@
           </w:tcPr>
           <w:p>
             <w:pPr>
+              <w:keepNext w:val="false"/>
               <w:spacing w:after="40" w:before="0"/>
               <w:jc w:val="left"/>
             </w:pPr>
@@ -2418,6 +2498,7 @@
           </w:tcPr>
           <w:p>
             <w:pPr>
+              <w:keepNext w:val="false"/>
               <w:spacing w:after="40" w:before="0"/>
               <w:jc w:val="left"/>
             </w:pPr>
@@ -2450,6 +2531,7 @@
           </w:tcPr>
           <w:p>
             <w:pPr>
+              <w:keepNext w:val="false"/>
               <w:spacing w:after="40" w:before="0"/>
               <w:jc w:val="left"/>
             </w:pPr>
@@ -2484,6 +2566,7 @@
           </w:tcPr>
           <w:p>
             <w:pPr>
+              <w:keepNext w:val="false"/>
               <w:spacing w:after="40" w:before="0"/>
               <w:jc w:val="left"/>
             </w:pPr>
@@ -2516,6 +2599,7 @@
           </w:tcPr>
           <w:p>
             <w:pPr>
+              <w:keepNext w:val="false"/>
               <w:spacing w:after="40" w:before="0"/>
               <w:jc w:val="left"/>
             </w:pPr>
@@ -2548,6 +2632,7 @@
           </w:tcPr>
           <w:p>
             <w:pPr>
+              <w:keepNext w:val="false"/>
               <w:spacing w:after="40" w:before="0"/>
               <w:jc w:val="left"/>
             </w:pPr>
@@ -2580,6 +2665,7 @@
           </w:tcPr>
           <w:p>
             <w:pPr>
+              <w:keepNext w:val="false"/>
               <w:spacing w:after="40" w:before="0"/>
               <w:jc w:val="left"/>
             </w:pPr>
@@ -2614,6 +2700,7 @@
           </w:tcPr>
           <w:p>
             <w:pPr>
+              <w:keepNext w:val="false"/>
               <w:spacing w:after="40" w:before="0"/>
               <w:jc w:val="left"/>
             </w:pPr>
@@ -2646,6 +2733,7 @@
           </w:tcPr>
           <w:p>
             <w:pPr>
+              <w:keepNext w:val="false"/>
               <w:spacing w:after="40" w:before="0"/>
               <w:jc w:val="left"/>
             </w:pPr>
@@ -2678,6 +2766,7 @@
           </w:tcPr>
           <w:p>
             <w:pPr>
+              <w:keepNext w:val="false"/>
               <w:spacing w:after="40" w:before="0"/>
               <w:jc w:val="left"/>
             </w:pPr>
@@ -2710,6 +2799,7 @@
           </w:tcPr>
           <w:p>
             <w:pPr>
+              <w:keepNext w:val="false"/>
               <w:spacing w:after="40" w:before="0"/>
               <w:jc w:val="left"/>
             </w:pPr>
@@ -2848,7 +2938,7 @@
         </w:rPr>
         <w:t xml:space="preserve">© 2026 SeaVuria and ARES. This work is licensed under a </w:t>
       </w:r>
-      <w:hyperlink w:history="1" r:id="rIdefi8afqo942yifs5nwnqv">
+      <w:hyperlink w:history="1" r:id="rIdtg8tyq2pdebtu-wj2blos">
         <w:r>
           <w:rPr>
             <w:rFonts w:ascii="Arial" w:cs="Arial" w:eastAsia="Arial" w:hAnsi="Arial"/>
@@ -2868,7 +2958,7 @@
         </w:rPr>
         <w:t xml:space="preserve"> (</w:t>
       </w:r>
-      <w:hyperlink w:history="1" r:id="rIddpwrpekfrypqr6pej3xpo">
+      <w:hyperlink w:history="1" r:id="rIdn0uftzkyr0ve996yfx81u">
         <w:r>
           <w:rPr>
             <w:rFonts w:ascii="Arial" w:cs="Arial" w:eastAsia="Arial" w:hAnsi="Arial"/>
@@ -2888,7 +2978,7 @@
         </w:rPr>
         <w:t xml:space="preserve">). To view a copy of this license, visit </w:t>
       </w:r>
-      <w:hyperlink w:history="1" r:id="rIdzbvi5llxxmbcarqvvfpii">
+      <w:hyperlink w:history="1" r:id="rIdoto_znvpraduz4boenn7u">
         <w:r>
           <w:rPr>
             <w:rFonts w:ascii="Arial" w:cs="Arial" w:eastAsia="Arial" w:hAnsi="Arial"/>

--- a/data/outputs/v2/Physics/SS1.4_Energy,_Work,_Power_and_Machines/Physics_Energy,_Work,_Power_and_Machines_FinalExplanation_TeacherKey.docx
+++ b/data/outputs/v2/Physics/SS1.4_Energy,_Work,_Power_and_Machines/Physics_Energy,_Work,_Power_and_Machines_FinalExplanation_TeacherKey.docx
@@ -2938,7 +2938,7 @@
         </w:rPr>
         <w:t xml:space="preserve">© 2026 SeaVuria and ARES. This work is licensed under a </w:t>
       </w:r>
-      <w:hyperlink w:history="1" r:id="rIdtg8tyq2pdebtu-wj2blos">
+      <w:hyperlink w:history="1" r:id="rIdeqkeyh2axl-ctoay3ofjo">
         <w:r>
           <w:rPr>
             <w:rFonts w:ascii="Arial" w:cs="Arial" w:eastAsia="Arial" w:hAnsi="Arial"/>
@@ -2958,7 +2958,7 @@
         </w:rPr>
         <w:t xml:space="preserve"> (</w:t>
       </w:r>
-      <w:hyperlink w:history="1" r:id="rIdn0uftzkyr0ve996yfx81u">
+      <w:hyperlink w:history="1" r:id="rId-pypuouwlf56r8bu_mbyj">
         <w:r>
           <w:rPr>
             <w:rFonts w:ascii="Arial" w:cs="Arial" w:eastAsia="Arial" w:hAnsi="Arial"/>
@@ -2978,7 +2978,7 @@
         </w:rPr>
         <w:t xml:space="preserve">). To view a copy of this license, visit </w:t>
       </w:r>
-      <w:hyperlink w:history="1" r:id="rIdoto_znvpraduz4boenn7u">
+      <w:hyperlink w:history="1" r:id="rIdqhdr0orhzzsdkz1rlukph">
         <w:r>
           <w:rPr>
             <w:rFonts w:ascii="Arial" w:cs="Arial" w:eastAsia="Arial" w:hAnsi="Arial"/>
